--- a/docs/gost/05-rukovodstvo-sistemnogo-programmista.docx
+++ b/docs/gost/05-rukovodstvo-sistemnogo-programmista.docx
@@ -916,25 +916,31 @@
       <w:r>
         <w:t xml:space="preserve">Документ составлен по материалам репозитория и измерениям, лежащим в </w:t>
       </w:r>
-      <w:r>
-        <w:rPr>
-          <w:rFonts w:ascii="Courier New" w:hAnsi="Courier New" w:cs="Courier New"/>
-          <w:sz w:val="24"/>
-          <w:szCs w:val="24"/>
-        </w:rPr>
-        <w:t xml:space="preserve">docs/spike/results/</w:t>
-      </w:r>
+      <w:hyperlink r:id="rIdLnk1" w:history="1">
+        <w:r>
+          <w:rPr>
+            <w:rStyle w:val="Hyperlink"/>
+            <w:rFonts w:ascii="Courier New" w:hAnsi="Courier New" w:cs="Courier New"/>
+            <w:sz w:val="24"/>
+            <w:szCs w:val="24"/>
+          </w:rPr>
+          <w:t xml:space="preserve">docs/spike/results/</w:t>
+        </w:r>
+      </w:hyperlink>
       <w:r>
         <w:t xml:space="preserve"> и </w:t>
       </w:r>
-      <w:r>
-        <w:rPr>
-          <w:rFonts w:ascii="Courier New" w:hAnsi="Courier New" w:cs="Courier New"/>
-          <w:sz w:val="24"/>
-          <w:szCs w:val="24"/>
-        </w:rPr>
-        <w:t xml:space="preserve">docs/perf/</w:t>
-      </w:r>
+      <w:hyperlink r:id="rIdLnk2" w:history="1">
+        <w:r>
+          <w:rPr>
+            <w:rStyle w:val="Hyperlink"/>
+            <w:rFonts w:ascii="Courier New" w:hAnsi="Courier New" w:cs="Courier New"/>
+            <w:sz w:val="24"/>
+            <w:szCs w:val="24"/>
+          </w:rPr>
+          <w:t xml:space="preserve">docs/perf/</w:t>
+        </w:r>
+      </w:hyperlink>
       <w:r>
         <w:t xml:space="preserve">, с помощью ИИ-ассистента; человеком не проверен и никем не согласован. Подписи, должности, даты согласования и обозначение документа оставлены пустыми намеренно.</w:t>
       </w:r>
@@ -1134,14 +1140,17 @@
             <w:pPr>
               <w:pStyle w:val="TableText"/>
             </w:pPr>
-            <w:r>
-              <w:rPr>
-                <w:rFonts w:ascii="Courier New" w:hAnsi="Courier New" w:cs="Courier New"/>
-                <w:sz w:val="20"/>
-                <w:szCs w:val="20"/>
-              </w:rPr>
-              <w:t xml:space="preserve">docs/team/CLEAN_INSTALL.md</w:t>
-            </w:r>
+            <w:hyperlink r:id="rIdLnk3" w:history="1">
+              <w:r>
+                <w:rPr>
+                  <w:rStyle w:val="Hyperlink"/>
+                  <w:rFonts w:ascii="Courier New" w:hAnsi="Courier New" w:cs="Courier New"/>
+                  <w:sz w:val="20"/>
+                  <w:szCs w:val="20"/>
+                </w:rPr>
+                <w:t xml:space="preserve">docs/team/CLEAN_INSTALL.md</w:t>
+              </w:r>
+            </w:hyperlink>
           </w:p>
         </w:tc>
       </w:tr>
@@ -1191,14 +1200,17 @@
             <w:pPr>
               <w:pStyle w:val="TableText"/>
             </w:pPr>
-            <w:r>
-              <w:rPr>
-                <w:rFonts w:ascii="Courier New" w:hAnsi="Courier New" w:cs="Courier New"/>
-                <w:sz w:val="20"/>
-                <w:szCs w:val="20"/>
-              </w:rPr>
-              <w:t xml:space="preserve">pyproject.toml</w:t>
-            </w:r>
+            <w:hyperlink r:id="rIdLnk4" w:history="1">
+              <w:r>
+                <w:rPr>
+                  <w:rStyle w:val="Hyperlink"/>
+                  <w:rFonts w:ascii="Courier New" w:hAnsi="Courier New" w:cs="Courier New"/>
+                  <w:sz w:val="20"/>
+                  <w:szCs w:val="20"/>
+                </w:rPr>
+                <w:t xml:space="preserve">pyproject.toml</w:t>
+              </w:r>
+            </w:hyperlink>
           </w:p>
         </w:tc>
       </w:tr>
@@ -1253,14 +1265,17 @@
               </w:rPr>
               <w:t xml:space="preserve">; just запускает рецепты </w:t>
             </w:r>
-            <w:r>
-              <w:rPr>
-                <w:rFonts w:ascii="Courier New" w:hAnsi="Courier New" w:cs="Courier New"/>
-                <w:sz w:val="20"/>
-                <w:szCs w:val="20"/>
-              </w:rPr>
-              <w:t xml:space="preserve">justfile</w:t>
-            </w:r>
+            <w:hyperlink r:id="rIdLnk5" w:history="1">
+              <w:r>
+                <w:rPr>
+                  <w:rStyle w:val="Hyperlink"/>
+                  <w:rFonts w:ascii="Courier New" w:hAnsi="Courier New" w:cs="Courier New"/>
+                  <w:sz w:val="20"/>
+                  <w:szCs w:val="20"/>
+                </w:rPr>
+                <w:t xml:space="preserve">justfile</w:t>
+              </w:r>
+            </w:hyperlink>
           </w:p>
         </w:tc>
         <w:tc>
@@ -1327,14 +1342,17 @@
             <w:pPr>
               <w:pStyle w:val="TableText"/>
             </w:pPr>
-            <w:r>
-              <w:rPr>
-                <w:rFonts w:ascii="Courier New" w:hAnsi="Courier New" w:cs="Courier New"/>
-                <w:sz w:val="20"/>
-                <w:szCs w:val="20"/>
-              </w:rPr>
-              <w:t xml:space="preserve">scripts/preflight.py</w:t>
-            </w:r>
+            <w:hyperlink r:id="rIdLnk6" w:history="1">
+              <w:r>
+                <w:rPr>
+                  <w:rStyle w:val="Hyperlink"/>
+                  <w:rFonts w:ascii="Courier New" w:hAnsi="Courier New" w:cs="Courier New"/>
+                  <w:sz w:val="20"/>
+                  <w:szCs w:val="20"/>
+                </w:rPr>
+                <w:t xml:space="preserve">scripts/preflight.py</w:t>
+              </w:r>
+            </w:hyperlink>
           </w:p>
         </w:tc>
       </w:tr>
@@ -1412,14 +1430,17 @@
               </w:rPr>
               <w:t xml:space="preserve">; идентификаторы – в </w:t>
             </w:r>
-            <w:r>
-              <w:rPr>
-                <w:rFonts w:ascii="Courier New" w:hAnsi="Courier New" w:cs="Courier New"/>
-                <w:sz w:val="20"/>
-                <w:szCs w:val="20"/>
-              </w:rPr>
-              <w:t xml:space="preserve">docs/team/models.md</w:t>
-            </w:r>
+            <w:hyperlink r:id="rIdLnk7" w:history="1">
+              <w:r>
+                <w:rPr>
+                  <w:rStyle w:val="Hyperlink"/>
+                  <w:rFonts w:ascii="Courier New" w:hAnsi="Courier New" w:cs="Courier New"/>
+                  <w:sz w:val="20"/>
+                  <w:szCs w:val="20"/>
+                </w:rPr>
+                <w:t xml:space="preserve">docs/team/models.md</w:t>
+              </w:r>
+            </w:hyperlink>
           </w:p>
         </w:tc>
         <w:tc>
@@ -1597,14 +1618,17 @@
             <w:pPr>
               <w:pStyle w:val="TableText"/>
             </w:pPr>
-            <w:r>
-              <w:rPr>
-                <w:rFonts w:ascii="Courier New" w:hAnsi="Courier New" w:cs="Courier New"/>
-                <w:sz w:val="20"/>
-                <w:szCs w:val="20"/>
-              </w:rPr>
-              <w:t xml:space="preserve">justfile</w:t>
-            </w:r>
+            <w:hyperlink r:id="rIdLnk8" w:history="1">
+              <w:r>
+                <w:rPr>
+                  <w:rStyle w:val="Hyperlink"/>
+                  <w:rFonts w:ascii="Courier New" w:hAnsi="Courier New" w:cs="Courier New"/>
+                  <w:sz w:val="20"/>
+                  <w:szCs w:val="20"/>
+                </w:rPr>
+                <w:t xml:space="preserve">justfile</w:t>
+              </w:r>
+            </w:hyperlink>
           </w:p>
         </w:tc>
       </w:tr>
@@ -1626,14 +1650,17 @@
       <w:r>
         <w:t xml:space="preserve">Каталоги репозитория: </w:t>
       </w:r>
-      <w:r>
-        <w:rPr>
-          <w:rFonts w:ascii="Courier New" w:hAnsi="Courier New" w:cs="Courier New"/>
-          <w:sz w:val="24"/>
-          <w:szCs w:val="24"/>
-        </w:rPr>
-        <w:t xml:space="preserve">src/detective_board/</w:t>
-      </w:r>
+      <w:hyperlink r:id="rIdLnk9" w:history="1">
+        <w:r>
+          <w:rPr>
+            <w:rStyle w:val="Hyperlink"/>
+            <w:rFonts w:ascii="Courier New" w:hAnsi="Courier New" w:cs="Courier New"/>
+            <w:sz w:val="24"/>
+            <w:szCs w:val="24"/>
+          </w:rPr>
+          <w:t xml:space="preserve">src/detective_board/</w:t>
+        </w:r>
+      </w:hyperlink>
       <w:r>
         <w:t xml:space="preserve"> (пакет), </w:t>
       </w:r>
@@ -1889,16 +1916,44 @@
       <w:r>
         <w:t xml:space="preserve">Корпус и производные данные: </w:t>
       </w:r>
+      <w:hyperlink r:id="rIdLnk10" w:history="1">
+        <w:r>
+          <w:rPr>
+            <w:rStyle w:val="Hyperlink"/>
+            <w:rFonts w:ascii="Courier New" w:hAnsi="Courier New" w:cs="Courier New"/>
+            <w:sz w:val="24"/>
+            <w:szCs w:val="24"/>
+          </w:rPr>
+          <w:t xml:space="preserve">scripts/corpus/fetch.py</w:t>
+        </w:r>
+      </w:hyperlink>
+      <w:r>
+        <w:t xml:space="preserve"> скачивает сборники Проекта Гутенберг (список </w:t>
+      </w:r>
       <w:r>
         <w:rPr>
           <w:rFonts w:ascii="Courier New" w:hAnsi="Courier New" w:cs="Courier New"/>
           <w:sz w:val="24"/>
           <w:szCs w:val="24"/>
         </w:rPr>
-        <w:t xml:space="preserve">scripts/corpus/fetch.py</w:t>
-      </w:r>
-      <w:r>
-        <w:t xml:space="preserve"> скачивает сборники Проекта Гутенберг (список </w:t>
+        <w:t xml:space="preserve">COLLECTIONS</w:t>
+      </w:r>
+      <w:r>
+        <w:t xml:space="preserve"> в скрипте, источники – </w:t>
+      </w:r>
+      <w:hyperlink r:id="rIdLnk11" w:history="1">
+        <w:r>
+          <w:rPr>
+            <w:rStyle w:val="Hyperlink"/>
+            <w:rFonts w:ascii="Courier New" w:hAnsi="Courier New" w:cs="Courier New"/>
+            <w:sz w:val="24"/>
+            <w:szCs w:val="24"/>
+          </w:rPr>
+          <w:t xml:space="preserve">data/LICENSES.md</w:t>
+        </w:r>
+      </w:hyperlink>
+      <w:r>
+        <w:t xml:space="preserve">) в </w:t>
       </w:r>
       <w:r>
         <w:rPr>
@@ -1906,21 +1961,265 @@
           <w:sz w:val="24"/>
           <w:szCs w:val="24"/>
         </w:rPr>
-        <w:t xml:space="preserve">COLLECTIONS</w:t>
-      </w:r>
-      <w:r>
-        <w:t xml:space="preserve"> в скрипте, источники – </w:t>
-      </w:r>
+        <w:t xml:space="preserve">data/raw/</w:t>
+      </w:r>
+      <w:r>
+        <w:t xml:space="preserve">, </w:t>
+      </w:r>
+      <w:hyperlink r:id="rIdLnk12" w:history="1">
+        <w:r>
+          <w:rPr>
+            <w:rStyle w:val="Hyperlink"/>
+            <w:rFonts w:ascii="Courier New" w:hAnsi="Courier New" w:cs="Courier New"/>
+            <w:sz w:val="24"/>
+            <w:szCs w:val="24"/>
+          </w:rPr>
+          <w:t xml:space="preserve">scripts/corpus/ingest.py</w:t>
+        </w:r>
+      </w:hyperlink>
+      <w:r>
+        <w:t xml:space="preserve"> очищает их и режет на рассказы и 596 чанков (</w:t>
+      </w:r>
+      <w:hyperlink r:id="rIdLnk13" w:history="1">
+        <w:r>
+          <w:rPr>
+            <w:rStyle w:val="Hyperlink"/>
+            <w:rFonts w:ascii="Courier New" w:hAnsi="Courier New" w:cs="Courier New"/>
+            <w:sz w:val="24"/>
+            <w:szCs w:val="24"/>
+          </w:rPr>
+          <w:t xml:space="preserve">data/clean/</w:t>
+        </w:r>
+      </w:hyperlink>
+      <w:r>
+        <w:t xml:space="preserve">, </w:t>
+      </w:r>
+      <w:hyperlink r:id="rIdLnk14" w:history="1">
+        <w:r>
+          <w:rPr>
+            <w:rStyle w:val="Hyperlink"/>
+            <w:rFonts w:ascii="Courier New" w:hAnsi="Courier New" w:cs="Courier New"/>
+            <w:sz w:val="24"/>
+            <w:szCs w:val="24"/>
+          </w:rPr>
+          <w:t xml:space="preserve">data/chunks.jsonl</w:t>
+        </w:r>
+      </w:hyperlink>
+      <w:r>
+        <w:t xml:space="preserve">); лицензионные сведения – </w:t>
+      </w:r>
+      <w:hyperlink r:id="rIdLnk15" w:history="1">
+        <w:r>
+          <w:rPr>
+            <w:rStyle w:val="Hyperlink"/>
+            <w:rFonts w:ascii="Courier New" w:hAnsi="Courier New" w:cs="Courier New"/>
+            <w:sz w:val="24"/>
+            <w:szCs w:val="24"/>
+          </w:rPr>
+          <w:t xml:space="preserve">data/LICENSES.md</w:t>
+        </w:r>
+      </w:hyperlink>
+      <w:r>
+        <w:t xml:space="preserve">. Чанки и очищенные рассказы уже лежат в репозитории.</w:t>
+      </w:r>
+    </w:p>
+    <w:p>
+      <w:pPr>
+        <w:pStyle w:val="Code"/>
+        <w:keepNext/>
+      </w:pPr>
+      <w:r>
+        <w:rPr>
+          <w:rFonts w:ascii="Courier New" w:hAnsi="Courier New" w:cs="Courier New"/>
+          <w:sz w:val="19"/>
+          <w:szCs w:val="19"/>
+        </w:rPr>
+        <w:t xml:space="preserve"># только если нужны исходные тексты</w:t>
+      </w:r>
+    </w:p>
+    <w:p>
+      <w:pPr>
+        <w:pStyle w:val="Code"/>
+        <w:keepNext/>
+      </w:pPr>
+      <w:r>
+        <w:rPr>
+          <w:rFonts w:ascii="Courier New" w:hAnsi="Courier New" w:cs="Courier New"/>
+          <w:sz w:val="19"/>
+          <w:szCs w:val="19"/>
+        </w:rPr>
+        <w:t xml:space="preserve">uv run python scripts/corpus/fetch.py</w:t>
+      </w:r>
+    </w:p>
+    <w:p>
+      <w:pPr>
+        <w:pStyle w:val="Code"/>
+        <w:keepNext/>
+      </w:pPr>
+      <w:r>
+        <w:rPr>
+          <w:rFonts w:ascii="Courier New" w:hAnsi="Courier New" w:cs="Courier New"/>
+          <w:sz w:val="19"/>
+          <w:szCs w:val="19"/>
+        </w:rPr>
+        <w:t xml:space="preserve">uv run python scripts/corpus/ingest.py</w:t>
+      </w:r>
+    </w:p>
+    <w:p>
+      <w:pPr>
+        <w:pStyle w:val="Code"/>
+        <w:keepNext/>
+      </w:pPr>
+      <w:r>
+        <w:rPr>
+          <w:rFonts w:ascii="Courier New" w:hAnsi="Courier New" w:cs="Courier New"/>
+          <w:sz w:val="19"/>
+          <w:szCs w:val="19"/>
+        </w:rPr>
+        <w:t xml:space="preserve"># data/index/db.sqlite: чанки + FTS5 + векторы bge-m3</w:t>
+      </w:r>
+    </w:p>
+    <w:p>
+      <w:pPr>
+        <w:pStyle w:val="Code"/>
+        <w:keepNext/>
+      </w:pPr>
+      <w:r>
+        <w:rPr>
+          <w:rFonts w:ascii="Courier New" w:hAnsi="Courier New" w:cs="Courier New"/>
+          <w:sz w:val="19"/>
+          <w:szCs w:val="19"/>
+        </w:rPr>
+        <w:t xml:space="preserve">just index</w:t>
+      </w:r>
+    </w:p>
+    <w:p>
+      <w:pPr>
+        <w:pStyle w:val="Code"/>
+        <w:keepNext/>
+      </w:pPr>
+      <w:r>
+        <w:rPr>
+          <w:rFonts w:ascii="Courier New" w:hAnsi="Courier New" w:cs="Courier New"/>
+          <w:sz w:val="19"/>
+          <w:szCs w:val="19"/>
+        </w:rPr>
+        <w:t xml:space="preserve"># data/index/sentences.sqlite (индекс предложений)</w:t>
+      </w:r>
+    </w:p>
+    <w:p>
+      <w:pPr>
+        <w:pStyle w:val="Code"/>
+        <w:keepNext/>
+      </w:pPr>
+      <w:r>
+        <w:rPr>
+          <w:rFonts w:ascii="Courier New" w:hAnsi="Courier New" w:cs="Courier New"/>
+          <w:sz w:val="19"/>
+          <w:szCs w:val="19"/>
+        </w:rPr>
+        <w:t xml:space="preserve">just sentences</w:t>
+      </w:r>
+    </w:p>
+    <w:p>
+      <w:pPr>
+        <w:pStyle w:val="Code"/>
+        <w:keepNext/>
+      </w:pPr>
+      <w:r>
+        <w:rPr>
+          <w:rFonts w:ascii="Courier New" w:hAnsi="Courier New" w:cs="Courier New"/>
+          <w:sz w:val="19"/>
+          <w:szCs w:val="19"/>
+        </w:rPr>
+        <w:t xml:space="preserve"># data/graph/graph.sqlite из кэша извлечения + нормализация</w:t>
+      </w:r>
+    </w:p>
+    <w:p>
+      <w:pPr>
+        <w:pStyle w:val="Code"/>
+      </w:pPr>
+      <w:r>
+        <w:rPr>
+          <w:rFonts w:ascii="Courier New" w:hAnsi="Courier New" w:cs="Courier New"/>
+          <w:sz w:val="19"/>
+          <w:szCs w:val="19"/>
+        </w:rPr>
+        <w:t xml:space="preserve">just graph</w:t>
+      </w:r>
+    </w:p>
+    <w:p>
+      <w:pPr>
+        <w:pStyle w:val="Small"/>
+      </w:pPr>
+    </w:p>
+    <w:p>
       <w:r>
         <w:rPr>
           <w:rFonts w:ascii="Courier New" w:hAnsi="Courier New" w:cs="Courier New"/>
           <w:sz w:val="24"/>
           <w:szCs w:val="24"/>
         </w:rPr>
-        <w:t xml:space="preserve">data/LICENSES.md</w:t>
-      </w:r>
-      <w:r>
-        <w:t xml:space="preserve">) в </w:t>
+        <w:t xml:space="preserve">just index</w:t>
+      </w:r>
+      <w:r>
+        <w:t xml:space="preserve"> без готового кэша эмбеддингов занимает около 22 минут на целевом ноутбуке (0,46 чанка/с, </w:t>
+      </w:r>
+      <w:hyperlink r:id="rIdLnk16" w:history="1">
+        <w:r>
+          <w:rPr>
+            <w:rStyle w:val="Hyperlink"/>
+            <w:rFonts w:ascii="Courier New" w:hAnsi="Courier New" w:cs="Courier New"/>
+            <w:sz w:val="24"/>
+            <w:szCs w:val="24"/>
+          </w:rPr>
+          <w:t xml:space="preserve">docs/spike/results/embed-20261022-180354.md</w:t>
+        </w:r>
+      </w:hyperlink>
+      <w:r>
+        <w:t xml:space="preserve">); индекс предложений – около 20 минут на CPU и 5–10 минут на GPU (</w:t>
+      </w:r>
+      <w:hyperlink r:id="rIdLnk17" w:history="1">
+        <w:r>
+          <w:rPr>
+            <w:rStyle w:val="Hyperlink"/>
+            <w:rFonts w:ascii="Courier New" w:hAnsi="Courier New" w:cs="Courier New"/>
+            <w:sz w:val="24"/>
+            <w:szCs w:val="24"/>
+          </w:rPr>
+          <w:t xml:space="preserve">justfile</w:t>
+        </w:r>
+      </w:hyperlink>
+      <w:r>
+        <w:t xml:space="preserve">, </w:t>
+      </w:r>
+      <w:hyperlink r:id="rIdLnk18" w:history="1">
+        <w:r>
+          <w:rPr>
+            <w:rStyle w:val="Hyperlink"/>
+            <w:rFonts w:ascii="Courier New" w:hAnsi="Courier New" w:cs="Courier New"/>
+            <w:sz w:val="24"/>
+            <w:szCs w:val="24"/>
+          </w:rPr>
+          <w:t xml:space="preserve">docs/team/SERVER_RUNBOOK.md</w:t>
+        </w:r>
+      </w:hyperlink>
+      <w:r>
+        <w:t xml:space="preserve">). Извлечение 596 чанков на ноутбуке заняло бы около 30 часов (оценка </w:t>
+      </w:r>
+      <w:hyperlink r:id="rIdLnk19" w:history="1">
+        <w:r>
+          <w:rPr>
+            <w:rStyle w:val="Hyperlink"/>
+            <w:rFonts w:ascii="Courier New" w:hAnsi="Courier New" w:cs="Courier New"/>
+            <w:sz w:val="24"/>
+            <w:szCs w:val="24"/>
+          </w:rPr>
+          <w:t xml:space="preserve">docs/PRD.md</w:t>
+        </w:r>
+      </w:hyperlink>
+      <w:r>
+        <w:t xml:space="preserve">), поэтому кэш извлечения приходит с GPU-сервера или из архива; </w:t>
       </w:r>
       <w:r>
         <w:rPr>
@@ -1928,10 +2227,15 @@
           <w:sz w:val="24"/>
           <w:szCs w:val="24"/>
         </w:rPr>
-        <w:t xml:space="preserve">data/raw/</w:t>
-      </w:r>
-      <w:r>
-        <w:t xml:space="preserve">, </w:t>
+        <w:t xml:space="preserve">just graph</w:t>
+      </w:r>
+      <w:r>
+        <w:t xml:space="preserve"> при полном кэше не вызывает модель (все обращения – попадания в кэш).</w:t>
+      </w:r>
+    </w:p>
+    <w:p>
+      <w:r>
+        <w:t xml:space="preserve">Курируемые демонстрационные факты загружаются в граф отдельной командой </w:t>
       </w:r>
       <w:r>
         <w:rPr>
@@ -1939,10 +2243,10 @@
           <w:sz w:val="24"/>
           <w:szCs w:val="24"/>
         </w:rPr>
-        <w:t xml:space="preserve">scripts/corpus/ingest.py</w:t>
-      </w:r>
-      <w:r>
-        <w:t xml:space="preserve"> очищает их и режет на рассказы и 596 чанков (</w:t>
+        <w:t xml:space="preserve">python -m detective_board.extract.curated</w:t>
+      </w:r>
+      <w:r>
+        <w:t xml:space="preserve"> (параметры – </w:t>
       </w:r>
       <w:r>
         <w:rPr>
@@ -1950,10 +2254,136 @@
           <w:sz w:val="24"/>
           <w:szCs w:val="24"/>
         </w:rPr>
-        <w:t xml:space="preserve">data/clean/</w:t>
-      </w:r>
-      <w:r>
-        <w:t xml:space="preserve">, </w:t>
+        <w:t xml:space="preserve">--help</w:t>
+      </w:r>
+      <w:r>
+        <w:t xml:space="preserve">); без них вопрос о Garcia/Wisteria Lodge не даст находки (</w:t>
+      </w:r>
+      <w:hyperlink r:id="rIdLnk20" w:history="1">
+        <w:r>
+          <w:rPr>
+            <w:rStyle w:val="Hyperlink"/>
+            <w:rFonts w:ascii="Courier New" w:hAnsi="Courier New" w:cs="Courier New"/>
+            <w:sz w:val="24"/>
+            <w:szCs w:val="24"/>
+          </w:rPr>
+          <w:t xml:space="preserve">docs/team/CLEAN_INSTALL.md</w:t>
+        </w:r>
+      </w:hyperlink>
+      <w:r>
+        <w:t xml:space="preserve">, «If something fails»).</w:t>
+      </w:r>
+    </w:p>
+    <w:p>
+      <w:pPr>
+        <w:pStyle w:val="Heading2"/>
+      </w:pPr>
+      <w:r>
+        <w:t xml:space="preserve">3.2 Запуск</w:t>
+      </w:r>
+    </w:p>
+    <w:p>
+      <w:pPr>
+        <w:pStyle w:val="Code"/>
+        <w:keepNext/>
+      </w:pPr>
+      <w:r>
+        <w:rPr>
+          <w:rFonts w:ascii="Courier New" w:hAnsi="Courier New" w:cs="Courier New"/>
+          <w:sz w:val="19"/>
+          <w:szCs w:val="19"/>
+        </w:rPr>
+        <w:t xml:space="preserve"># проверка Ollama и моделей (scripts/preflight.py), затем API + UI на http://127.0.0.1:8000</w:t>
+      </w:r>
+    </w:p>
+    <w:p>
+      <w:pPr>
+        <w:pStyle w:val="Code"/>
+        <w:keepNext/>
+      </w:pPr>
+      <w:r>
+        <w:rPr>
+          <w:rFonts w:ascii="Courier New" w:hAnsi="Courier New" w:cs="Courier New"/>
+          <w:sz w:val="19"/>
+          <w:szCs w:val="19"/>
+        </w:rPr>
+        <w:t xml:space="preserve">just run</w:t>
+      </w:r>
+    </w:p>
+    <w:p>
+      <w:pPr>
+        <w:pStyle w:val="Code"/>
+        <w:keepNext/>
+      </w:pPr>
+      <w:r>
+        <w:rPr>
+          <w:rFonts w:ascii="Courier New" w:hAnsi="Courier New" w:cs="Courier New"/>
+          <w:sz w:val="19"/>
+          <w:szCs w:val="19"/>
+        </w:rPr>
+        <w:t xml:space="preserve"># без Ollama и без файлов данных: фиктивная модель и три фрагмента</w:t>
+      </w:r>
+    </w:p>
+    <w:p>
+      <w:pPr>
+        <w:pStyle w:val="Code"/>
+        <w:keepNext/>
+      </w:pPr>
+      <w:r>
+        <w:rPr>
+          <w:rFonts w:ascii="Courier New" w:hAnsi="Courier New" w:cs="Courier New"/>
+          <w:sz w:val="19"/>
+          <w:szCs w:val="19"/>
+        </w:rPr>
+        <w:t xml:space="preserve">just run --fake</w:t>
+      </w:r>
+    </w:p>
+    <w:p>
+      <w:pPr>
+        <w:pStyle w:val="Code"/>
+        <w:keepNext/>
+      </w:pPr>
+      <w:r>
+        <w:rPr>
+          <w:rFonts w:ascii="Courier New" w:hAnsi="Courier New" w:cs="Courier New"/>
+          <w:sz w:val="19"/>
+          <w:szCs w:val="19"/>
+        </w:rPr>
+        <w:t xml:space="preserve">uv run python -m detective_board.api --host 127.0.0.1 \</w:t>
+      </w:r>
+    </w:p>
+    <w:p>
+      <w:pPr>
+        <w:pStyle w:val="Code"/>
+      </w:pPr>
+      <w:r>
+        <w:rPr>
+          <w:rFonts w:ascii="Courier New" w:hAnsi="Courier New" w:cs="Courier New"/>
+          <w:sz w:val="19"/>
+          <w:szCs w:val="19"/>
+        </w:rPr>
+        <w:t xml:space="preserve">    --port 8000 [--config FILE] [--fake]</w:t>
+      </w:r>
+    </w:p>
+    <w:p>
+      <w:pPr>
+        <w:pStyle w:val="Small"/>
+      </w:pPr>
+    </w:p>
+    <w:p>
+      <w:hyperlink r:id="rIdLnk21" w:history="1">
+        <w:r>
+          <w:rPr>
+            <w:rStyle w:val="Hyperlink"/>
+            <w:rFonts w:ascii="Courier New" w:hAnsi="Courier New" w:cs="Courier New"/>
+            <w:sz w:val="24"/>
+            <w:szCs w:val="24"/>
+          </w:rPr>
+          <w:t xml:space="preserve">scripts/preflight.py</w:t>
+        </w:r>
+      </w:hyperlink>
+      <w:r>
+        <w:t xml:space="preserve"> завершается кодом 2 и печатает, чего нет: недоступна Ollama (</w:t>
       </w:r>
       <w:r>
         <w:rPr>
@@ -1961,10 +2391,10 @@
           <w:sz w:val="24"/>
           <w:szCs w:val="24"/>
         </w:rPr>
-        <w:t xml:space="preserve">data/chunks.jsonl</w:t>
-      </w:r>
-      <w:r>
-        <w:t xml:space="preserve">); лицензионные сведения – </w:t>
+        <w:t xml:space="preserve">ollama serve</w:t>
+      </w:r>
+      <w:r>
+        <w:t xml:space="preserve">) или не загружена модель (</w:t>
       </w:r>
       <w:r>
         <w:rPr>
@@ -1972,153 +2402,34 @@
           <w:sz w:val="24"/>
           <w:szCs w:val="24"/>
         </w:rPr>
-        <w:t xml:space="preserve">data/LICENSES.md</w:t>
-      </w:r>
-      <w:r>
-        <w:t xml:space="preserve">. Чанки и очищенные рассказы уже лежат в репозитории.</w:t>
-      </w:r>
-    </w:p>
-    <w:p>
-      <w:pPr>
-        <w:pStyle w:val="Code"/>
-        <w:keepNext/>
-      </w:pPr>
-      <w:r>
-        <w:rPr>
-          <w:rFonts w:ascii="Courier New" w:hAnsi="Courier New" w:cs="Courier New"/>
-          <w:sz w:val="19"/>
-          <w:szCs w:val="19"/>
-        </w:rPr>
-        <w:t xml:space="preserve"># только если нужны исходные тексты</w:t>
-      </w:r>
-    </w:p>
-    <w:p>
-      <w:pPr>
-        <w:pStyle w:val="Code"/>
-        <w:keepNext/>
-      </w:pPr>
-      <w:r>
-        <w:rPr>
-          <w:rFonts w:ascii="Courier New" w:hAnsi="Courier New" w:cs="Courier New"/>
-          <w:sz w:val="19"/>
-          <w:szCs w:val="19"/>
-        </w:rPr>
-        <w:t xml:space="preserve">uv run python scripts/corpus/fetch.py</w:t>
-      </w:r>
-    </w:p>
-    <w:p>
-      <w:pPr>
-        <w:pStyle w:val="Code"/>
-        <w:keepNext/>
-      </w:pPr>
-      <w:r>
-        <w:rPr>
-          <w:rFonts w:ascii="Courier New" w:hAnsi="Courier New" w:cs="Courier New"/>
-          <w:sz w:val="19"/>
-          <w:szCs w:val="19"/>
-        </w:rPr>
-        <w:t xml:space="preserve">uv run python scripts/corpus/ingest.py</w:t>
-      </w:r>
-    </w:p>
-    <w:p>
-      <w:pPr>
-        <w:pStyle w:val="Code"/>
-        <w:keepNext/>
-      </w:pPr>
-      <w:r>
-        <w:rPr>
-          <w:rFonts w:ascii="Courier New" w:hAnsi="Courier New" w:cs="Courier New"/>
-          <w:sz w:val="19"/>
-          <w:szCs w:val="19"/>
-        </w:rPr>
-        <w:t xml:space="preserve"># data/index/db.sqlite: чанки + FTS5 + векторы bge-m3</w:t>
-      </w:r>
-    </w:p>
-    <w:p>
-      <w:pPr>
-        <w:pStyle w:val="Code"/>
-        <w:keepNext/>
-      </w:pPr>
-      <w:r>
-        <w:rPr>
-          <w:rFonts w:ascii="Courier New" w:hAnsi="Courier New" w:cs="Courier New"/>
-          <w:sz w:val="19"/>
-          <w:szCs w:val="19"/>
-        </w:rPr>
-        <w:t xml:space="preserve">just index</w:t>
-      </w:r>
-    </w:p>
-    <w:p>
-      <w:pPr>
-        <w:pStyle w:val="Code"/>
-        <w:keepNext/>
-      </w:pPr>
-      <w:r>
-        <w:rPr>
-          <w:rFonts w:ascii="Courier New" w:hAnsi="Courier New" w:cs="Courier New"/>
-          <w:sz w:val="19"/>
-          <w:szCs w:val="19"/>
-        </w:rPr>
-        <w:t xml:space="preserve"># data/index/sentences.sqlite (индекс предложений)</w:t>
-      </w:r>
-    </w:p>
-    <w:p>
-      <w:pPr>
-        <w:pStyle w:val="Code"/>
-        <w:keepNext/>
-      </w:pPr>
-      <w:r>
-        <w:rPr>
-          <w:rFonts w:ascii="Courier New" w:hAnsi="Courier New" w:cs="Courier New"/>
-          <w:sz w:val="19"/>
-          <w:szCs w:val="19"/>
-        </w:rPr>
-        <w:t xml:space="preserve">just sentences</w:t>
-      </w:r>
-    </w:p>
-    <w:p>
-      <w:pPr>
-        <w:pStyle w:val="Code"/>
-        <w:keepNext/>
-      </w:pPr>
-      <w:r>
-        <w:rPr>
-          <w:rFonts w:ascii="Courier New" w:hAnsi="Courier New" w:cs="Courier New"/>
-          <w:sz w:val="19"/>
-          <w:szCs w:val="19"/>
-        </w:rPr>
-        <w:t xml:space="preserve"># data/graph/graph.sqlite из кэша извлечения + нормализация</w:t>
-      </w:r>
-    </w:p>
-    <w:p>
-      <w:pPr>
-        <w:pStyle w:val="Code"/>
-      </w:pPr>
-      <w:r>
-        <w:rPr>
-          <w:rFonts w:ascii="Courier New" w:hAnsi="Courier New" w:cs="Courier New"/>
-          <w:sz w:val="19"/>
-          <w:szCs w:val="19"/>
-        </w:rPr>
-        <w:t xml:space="preserve">just graph</w:t>
-      </w:r>
-    </w:p>
-    <w:p>
-      <w:pPr>
-        <w:pStyle w:val="Small"/>
-      </w:pPr>
-    </w:p>
-    <w:p>
+        <w:t xml:space="preserve">ollama pull &lt;модель&gt;</w:t>
+      </w:r>
+      <w:r>
+        <w:t xml:space="preserve">). Привязка не к loopback-адресу допускается, но печатается предупреждение: API не аутентифицирует пользователей.</w:t>
+      </w:r>
+    </w:p>
+    <w:p>
+      <w:pPr>
+        <w:pStyle w:val="Heading2"/>
+      </w:pPr>
+      <w:r>
+        <w:t xml:space="preserve">3.3 Конфигурация</w:t>
+      </w:r>
+    </w:p>
+    <w:p>
+      <w:r>
+        <w:t xml:space="preserve">Приоритет источников: значения по умолчанию &lt; TOML-файл (</w:t>
+      </w:r>
       <w:r>
         <w:rPr>
           <w:rFonts w:ascii="Courier New" w:hAnsi="Courier New" w:cs="Courier New"/>
           <w:sz w:val="24"/>
           <w:szCs w:val="24"/>
         </w:rPr>
-        <w:t xml:space="preserve">just index</w:t>
-      </w:r>
-      <w:r>
-        <w:t xml:space="preserve"> без готового кэша эмбеддингов занимает около 22 минут на целевом ноутбуке (0,46 чанка/с, </w:t>
+        <w:t xml:space="preserve">--config</w:t>
+      </w:r>
+      <w:r>
+        <w:t xml:space="preserve"> или </w:t>
       </w:r>
       <w:r>
         <w:rPr>
@@ -2126,10 +2437,10 @@
           <w:sz w:val="24"/>
           <w:szCs w:val="24"/>
         </w:rPr>
-        <w:t xml:space="preserve">docs/spike/results/embed-20261022-180354.md</w:t>
-      </w:r>
-      <w:r>
-        <w:t xml:space="preserve">); индекс предложений – около 20 минут на CPU и 5–10 минут на GPU (</w:t>
+        <w:t xml:space="preserve">DETECTIVE_BOARD_CONFIG</w:t>
+      </w:r>
+      <w:r>
+        <w:t xml:space="preserve">) &lt; переменные окружения </w:t>
       </w:r>
       <w:r>
         <w:rPr>
@@ -2137,254 +2448,6 @@
           <w:sz w:val="24"/>
           <w:szCs w:val="24"/>
         </w:rPr>
-        <w:t xml:space="preserve">justfile</w:t>
-      </w:r>
-      <w:r>
-        <w:t xml:space="preserve">, </w:t>
-      </w:r>
-      <w:r>
-        <w:rPr>
-          <w:rFonts w:ascii="Courier New" w:hAnsi="Courier New" w:cs="Courier New"/>
-          <w:sz w:val="24"/>
-          <w:szCs w:val="24"/>
-        </w:rPr>
-        <w:t xml:space="preserve">docs/team/SERVER_RUNBOOK.md</w:t>
-      </w:r>
-      <w:r>
-        <w:t xml:space="preserve">). Извлечение 596 чанков на ноутбуке заняло бы около 30 часов (оценка </w:t>
-      </w:r>
-      <w:r>
-        <w:rPr>
-          <w:rFonts w:ascii="Courier New" w:hAnsi="Courier New" w:cs="Courier New"/>
-          <w:sz w:val="24"/>
-          <w:szCs w:val="24"/>
-        </w:rPr>
-        <w:t xml:space="preserve">docs/PRD.md</w:t>
-      </w:r>
-      <w:r>
-        <w:t xml:space="preserve">), поэтому кэш извлечения приходит с GPU-сервера или из архива; </w:t>
-      </w:r>
-      <w:r>
-        <w:rPr>
-          <w:rFonts w:ascii="Courier New" w:hAnsi="Courier New" w:cs="Courier New"/>
-          <w:sz w:val="24"/>
-          <w:szCs w:val="24"/>
-        </w:rPr>
-        <w:t xml:space="preserve">just graph</w:t>
-      </w:r>
-      <w:r>
-        <w:t xml:space="preserve"> при полном кэше не вызывает модель (все обращения – попадания в кэш).</w:t>
-      </w:r>
-    </w:p>
-    <w:p>
-      <w:r>
-        <w:t xml:space="preserve">Курируемые демонстрационные факты загружаются в граф отдельной командой </w:t>
-      </w:r>
-      <w:r>
-        <w:rPr>
-          <w:rFonts w:ascii="Courier New" w:hAnsi="Courier New" w:cs="Courier New"/>
-          <w:sz w:val="24"/>
-          <w:szCs w:val="24"/>
-        </w:rPr>
-        <w:t xml:space="preserve">python -m detective_board.extract.curated</w:t>
-      </w:r>
-      <w:r>
-        <w:t xml:space="preserve"> (параметры – </w:t>
-      </w:r>
-      <w:r>
-        <w:rPr>
-          <w:rFonts w:ascii="Courier New" w:hAnsi="Courier New" w:cs="Courier New"/>
-          <w:sz w:val="24"/>
-          <w:szCs w:val="24"/>
-        </w:rPr>
-        <w:t xml:space="preserve">--help</w:t>
-      </w:r>
-      <w:r>
-        <w:t xml:space="preserve">); без них вопрос о Garcia/Wisteria Lodge не даст находки (</w:t>
-      </w:r>
-      <w:r>
-        <w:rPr>
-          <w:rFonts w:ascii="Courier New" w:hAnsi="Courier New" w:cs="Courier New"/>
-          <w:sz w:val="24"/>
-          <w:szCs w:val="24"/>
-        </w:rPr>
-        <w:t xml:space="preserve">docs/team/CLEAN_INSTALL.md</w:t>
-      </w:r>
-      <w:r>
-        <w:t xml:space="preserve">, «If something fails»).</w:t>
-      </w:r>
-    </w:p>
-    <w:p>
-      <w:pPr>
-        <w:pStyle w:val="Heading2"/>
-      </w:pPr>
-      <w:r>
-        <w:t xml:space="preserve">3.2 Запуск</w:t>
-      </w:r>
-    </w:p>
-    <w:p>
-      <w:pPr>
-        <w:pStyle w:val="Code"/>
-        <w:keepNext/>
-      </w:pPr>
-      <w:r>
-        <w:rPr>
-          <w:rFonts w:ascii="Courier New" w:hAnsi="Courier New" w:cs="Courier New"/>
-          <w:sz w:val="19"/>
-          <w:szCs w:val="19"/>
-        </w:rPr>
-        <w:t xml:space="preserve"># проверка Ollama и моделей (scripts/preflight.py), затем API + UI на http://127.0.0.1:8000</w:t>
-      </w:r>
-    </w:p>
-    <w:p>
-      <w:pPr>
-        <w:pStyle w:val="Code"/>
-        <w:keepNext/>
-      </w:pPr>
-      <w:r>
-        <w:rPr>
-          <w:rFonts w:ascii="Courier New" w:hAnsi="Courier New" w:cs="Courier New"/>
-          <w:sz w:val="19"/>
-          <w:szCs w:val="19"/>
-        </w:rPr>
-        <w:t xml:space="preserve">just run</w:t>
-      </w:r>
-    </w:p>
-    <w:p>
-      <w:pPr>
-        <w:pStyle w:val="Code"/>
-        <w:keepNext/>
-      </w:pPr>
-      <w:r>
-        <w:rPr>
-          <w:rFonts w:ascii="Courier New" w:hAnsi="Courier New" w:cs="Courier New"/>
-          <w:sz w:val="19"/>
-          <w:szCs w:val="19"/>
-        </w:rPr>
-        <w:t xml:space="preserve"># без Ollama и без файлов данных: фиктивная модель и три фрагмента</w:t>
-      </w:r>
-    </w:p>
-    <w:p>
-      <w:pPr>
-        <w:pStyle w:val="Code"/>
-        <w:keepNext/>
-      </w:pPr>
-      <w:r>
-        <w:rPr>
-          <w:rFonts w:ascii="Courier New" w:hAnsi="Courier New" w:cs="Courier New"/>
-          <w:sz w:val="19"/>
-          <w:szCs w:val="19"/>
-        </w:rPr>
-        <w:t xml:space="preserve">just run --fake</w:t>
-      </w:r>
-    </w:p>
-    <w:p>
-      <w:pPr>
-        <w:pStyle w:val="Code"/>
-        <w:keepNext/>
-      </w:pPr>
-      <w:r>
-        <w:rPr>
-          <w:rFonts w:ascii="Courier New" w:hAnsi="Courier New" w:cs="Courier New"/>
-          <w:sz w:val="19"/>
-          <w:szCs w:val="19"/>
-        </w:rPr>
-        <w:t xml:space="preserve">uv run python -m detective_board.api --host 127.0.0.1 \</w:t>
-      </w:r>
-    </w:p>
-    <w:p>
-      <w:pPr>
-        <w:pStyle w:val="Code"/>
-      </w:pPr>
-      <w:r>
-        <w:rPr>
-          <w:rFonts w:ascii="Courier New" w:hAnsi="Courier New" w:cs="Courier New"/>
-          <w:sz w:val="19"/>
-          <w:szCs w:val="19"/>
-        </w:rPr>
-        <w:t xml:space="preserve">    --port 8000 [--config FILE] [--fake]</w:t>
-      </w:r>
-    </w:p>
-    <w:p>
-      <w:pPr>
-        <w:pStyle w:val="Small"/>
-      </w:pPr>
-    </w:p>
-    <w:p>
-      <w:r>
-        <w:rPr>
-          <w:rFonts w:ascii="Courier New" w:hAnsi="Courier New" w:cs="Courier New"/>
-          <w:sz w:val="24"/>
-          <w:szCs w:val="24"/>
-        </w:rPr>
-        <w:t xml:space="preserve">scripts/preflight.py</w:t>
-      </w:r>
-      <w:r>
-        <w:t xml:space="preserve"> завершается кодом 2 и печатает, чего нет: недоступна Ollama (</w:t>
-      </w:r>
-      <w:r>
-        <w:rPr>
-          <w:rFonts w:ascii="Courier New" w:hAnsi="Courier New" w:cs="Courier New"/>
-          <w:sz w:val="24"/>
-          <w:szCs w:val="24"/>
-        </w:rPr>
-        <w:t xml:space="preserve">ollama serve</w:t>
-      </w:r>
-      <w:r>
-        <w:t xml:space="preserve">) или не загружена модель (</w:t>
-      </w:r>
-      <w:r>
-        <w:rPr>
-          <w:rFonts w:ascii="Courier New" w:hAnsi="Courier New" w:cs="Courier New"/>
-          <w:sz w:val="24"/>
-          <w:szCs w:val="24"/>
-        </w:rPr>
-        <w:t xml:space="preserve">ollama pull &lt;модель&gt;</w:t>
-      </w:r>
-      <w:r>
-        <w:t xml:space="preserve">). Привязка не к loopback-адресу допускается, но печатается предупреждение: API не аутентифицирует пользователей.</w:t>
-      </w:r>
-    </w:p>
-    <w:p>
-      <w:pPr>
-        <w:pStyle w:val="Heading2"/>
-      </w:pPr>
-      <w:r>
-        <w:t xml:space="preserve">3.3 Конфигурация</w:t>
-      </w:r>
-    </w:p>
-    <w:p>
-      <w:r>
-        <w:t xml:space="preserve">Приоритет источников: значения по умолчанию &lt; TOML-файл (</w:t>
-      </w:r>
-      <w:r>
-        <w:rPr>
-          <w:rFonts w:ascii="Courier New" w:hAnsi="Courier New" w:cs="Courier New"/>
-          <w:sz w:val="24"/>
-          <w:szCs w:val="24"/>
-        </w:rPr>
-        <w:t xml:space="preserve">--config</w:t>
-      </w:r>
-      <w:r>
-        <w:t xml:space="preserve"> или </w:t>
-      </w:r>
-      <w:r>
-        <w:rPr>
-          <w:rFonts w:ascii="Courier New" w:hAnsi="Courier New" w:cs="Courier New"/>
-          <w:sz w:val="24"/>
-          <w:szCs w:val="24"/>
-        </w:rPr>
-        <w:t xml:space="preserve">DETECTIVE_BOARD_CONFIG</w:t>
-      </w:r>
-      <w:r>
-        <w:t xml:space="preserve">) &lt; переменные окружения </w:t>
-      </w:r>
-      <w:r>
-        <w:rPr>
-          <w:rFonts w:ascii="Courier New" w:hAnsi="Courier New" w:cs="Courier New"/>
-          <w:sz w:val="24"/>
-          <w:szCs w:val="24"/>
-        </w:rPr>
         <w:t xml:space="preserve">DETECTIVE_BOARD_&lt;ПОЛЕ&gt;</w:t>
       </w:r>
       <w:r>
@@ -2399,25 +2462,31 @@
       <w:r>
         <w:t xml:space="preserve">Таблица 2 – Основные поля (</w:t>
       </w:r>
-      <w:r>
-        <w:rPr>
-          <w:rFonts w:ascii="Courier New" w:hAnsi="Courier New" w:cs="Courier New"/>
-          <w:sz w:val="24"/>
-          <w:szCs w:val="24"/>
-        </w:rPr>
-        <w:t xml:space="preserve">src/detective_board/api/config.py</w:t>
-      </w:r>
+      <w:hyperlink r:id="rIdLnk22" w:history="1">
+        <w:r>
+          <w:rPr>
+            <w:rStyle w:val="Hyperlink"/>
+            <w:rFonts w:ascii="Courier New" w:hAnsi="Courier New" w:cs="Courier New"/>
+            <w:sz w:val="24"/>
+            <w:szCs w:val="24"/>
+          </w:rPr>
+          <w:t xml:space="preserve">src/detective_board/api/config.py</w:t>
+        </w:r>
+      </w:hyperlink>
       <w:r>
         <w:t xml:space="preserve">, </w:t>
       </w:r>
-      <w:r>
-        <w:rPr>
-          <w:rFonts w:ascii="Courier New" w:hAnsi="Courier New" w:cs="Courier New"/>
-          <w:sz w:val="24"/>
-          <w:szCs w:val="24"/>
-        </w:rPr>
-        <w:t xml:space="preserve">docs/api.md</w:t>
-      </w:r>
+      <w:hyperlink r:id="rIdLnk23" w:history="1">
+        <w:r>
+          <w:rPr>
+            <w:rStyle w:val="Hyperlink"/>
+            <w:rFonts w:ascii="Courier New" w:hAnsi="Courier New" w:cs="Courier New"/>
+            <w:sz w:val="24"/>
+            <w:szCs w:val="24"/>
+          </w:rPr>
+          <w:t xml:space="preserve">docs/api.md</w:t>
+        </w:r>
+      </w:hyperlink>
       <w:r>
         <w:t xml:space="preserve">)</w:t>
       </w:r>
@@ -3341,14 +3410,17 @@
       <w:r>
         <w:t xml:space="preserve">) предварительные; промпт выбора предложений заморожен: любое изменение требует повторного измерения (ADR-0009, </w:t>
       </w:r>
-      <w:r>
-        <w:rPr>
-          <w:rFonts w:ascii="Courier New" w:hAnsi="Courier New" w:cs="Courier New"/>
-          <w:sz w:val="24"/>
-          <w:szCs w:val="24"/>
-        </w:rPr>
-        <w:t xml:space="preserve">docs/STATUS.md</w:t>
-      </w:r>
+      <w:hyperlink r:id="rIdLnk24" w:history="1">
+        <w:r>
+          <w:rPr>
+            <w:rStyle w:val="Hyperlink"/>
+            <w:rFonts w:ascii="Courier New" w:hAnsi="Courier New" w:cs="Courier New"/>
+            <w:sz w:val="24"/>
+            <w:szCs w:val="24"/>
+          </w:rPr>
+          <w:t xml:space="preserve">docs/STATUS.md</w:t>
+        </w:r>
+      </w:hyperlink>
       <w:r>
         <w:t xml:space="preserve">).</w:t>
       </w:r>
@@ -3586,14 +3658,17 @@
               </w:rPr>
               <w:t xml:space="preserve">то же с порогом покрытия 80 % на </w:t>
             </w:r>
-            <w:r>
-              <w:rPr>
-                <w:rFonts w:ascii="Courier New" w:hAnsi="Courier New" w:cs="Courier New"/>
-                <w:sz w:val="20"/>
-                <w:szCs w:val="20"/>
-              </w:rPr>
-              <w:t xml:space="preserve">src/detective_board</w:t>
-            </w:r>
+            <w:hyperlink r:id="rIdLnk25" w:history="1">
+              <w:r>
+                <w:rPr>
+                  <w:rStyle w:val="Hyperlink"/>
+                  <w:rFonts w:ascii="Courier New" w:hAnsi="Courier New" w:cs="Courier New"/>
+                  <w:sz w:val="20"/>
+                  <w:szCs w:val="20"/>
+                </w:rPr>
+                <w:t xml:space="preserve">src/detective_board</w:t>
+              </w:r>
+            </w:hyperlink>
           </w:p>
         </w:tc>
         <w:tc>
@@ -4006,16 +4081,30 @@
       <w:r>
         <w:t xml:space="preserve">Архив содержит всё для работы без сети: репозиторий на теге, записи </w:t>
       </w:r>
+      <w:hyperlink r:id="rIdLnk26" w:history="1">
+        <w:r>
+          <w:rPr>
+            <w:rStyle w:val="Hyperlink"/>
+            <w:rFonts w:ascii="Courier New" w:hAnsi="Courier New" w:cs="Courier New"/>
+            <w:sz w:val="24"/>
+            <w:szCs w:val="24"/>
+          </w:rPr>
+          <w:t xml:space="preserve">web/replay</w:t>
+        </w:r>
+      </w:hyperlink>
+      <w:r>
+        <w:t xml:space="preserve">, индексы и граф, uv, сборку Python, кэш uv, бинарник Ollama и три модели, </w:t>
+      </w:r>
       <w:r>
         <w:rPr>
           <w:rFonts w:ascii="Courier New" w:hAnsi="Courier New" w:cs="Courier New"/>
           <w:sz w:val="24"/>
           <w:szCs w:val="24"/>
         </w:rPr>
-        <w:t xml:space="preserve">web/replay</w:t>
-      </w:r>
-      <w:r>
-        <w:t xml:space="preserve">, индексы и граф, uv, сборку Python, кэш uv, бинарник Ollama и три модели, </w:t>
+        <w:t xml:space="preserve">MANIFEST</w:t>
+      </w:r>
+      <w:r>
+        <w:t xml:space="preserve"> и </w:t>
       </w:r>
       <w:r>
         <w:rPr>
@@ -4023,10 +4112,56 @@
           <w:sz w:val="24"/>
           <w:szCs w:val="24"/>
         </w:rPr>
-        <w:t xml:space="preserve">MANIFEST</w:t>
-      </w:r>
-      <w:r>
-        <w:t xml:space="preserve"> и </w:t>
+        <w:t xml:space="preserve">SHA256SUMS</w:t>
+      </w:r>
+      <w:r>
+        <w:t xml:space="preserve">. Собирается на Linux x86_64 (платформа цели):</w:t>
+      </w:r>
+    </w:p>
+    <w:p>
+      <w:pPr>
+        <w:pStyle w:val="Code"/>
+      </w:pPr>
+      <w:r>
+        <w:rPr>
+          <w:rFonts w:ascii="Courier New" w:hAnsi="Courier New" w:cs="Courier New"/>
+          <w:sz w:val="19"/>
+          <w:szCs w:val="19"/>
+        </w:rPr>
+        <w:t xml:space="preserve">scripts/pack_offline.sh --tag rc4 --out ~/dist [--with-8b] [--dry-run]</w:t>
+      </w:r>
+    </w:p>
+    <w:p>
+      <w:pPr>
+        <w:pStyle w:val="Small"/>
+      </w:pPr>
+    </w:p>
+    <w:p>
+      <w:r>
+        <w:t xml:space="preserve">Скрипт отказывается собирать архив, если не хватает модели или файла данных, и сверяет идентификаторы моделей с </w:t>
+      </w:r>
+      <w:hyperlink r:id="rIdLnk27" w:history="1">
+        <w:r>
+          <w:rPr>
+            <w:rStyle w:val="Hyperlink"/>
+            <w:rFonts w:ascii="Courier New" w:hAnsi="Courier New" w:cs="Courier New"/>
+            <w:sz w:val="24"/>
+            <w:szCs w:val="24"/>
+          </w:rPr>
+          <w:t xml:space="preserve">docs/team/models.md</w:t>
+        </w:r>
+      </w:hyperlink>
+      <w:r>
+        <w:t xml:space="preserve">. </w:t>
+      </w:r>
+      <w:r>
+        <w:rPr>
+          <w:b/>
+        </w:rPr>
+        <w:t xml:space="preserve">[Измерено]</w:t>
+      </w:r>
+      <w:r>
+        <w:t xml:space="preserve"> архив rc4 (коммит 76f45ad): 6,2 ГБ, sha256 </w:t>
       </w:r>
       <w:r>
         <w:rPr>
@@ -4034,15 +4169,49 @@
           <w:sz w:val="24"/>
           <w:szCs w:val="24"/>
         </w:rPr>
-        <w:t xml:space="preserve">SHA256SUMS</w:t>
-      </w:r>
-      <w:r>
-        <w:t xml:space="preserve">. Собирается на Linux x86_64 (платформа цели):</w:t>
+        <w:t xml:space="preserve">16854b3d…e2ca3</w:t>
+      </w:r>
+      <w:r>
+        <w:t xml:space="preserve"> (полностью – </w:t>
+      </w:r>
+      <w:hyperlink r:id="rIdLnk28" w:history="1">
+        <w:r>
+          <w:rPr>
+            <w:rStyle w:val="Hyperlink"/>
+            <w:rFonts w:ascii="Courier New" w:hAnsi="Courier New" w:cs="Courier New"/>
+            <w:sz w:val="24"/>
+            <w:szCs w:val="24"/>
+          </w:rPr>
+          <w:t xml:space="preserve">docs/perf/clean-install-20261029.md</w:t>
+        </w:r>
+      </w:hyperlink>
+      <w:r>
+        <w:t xml:space="preserve">).</w:t>
+      </w:r>
+    </w:p>
+    <w:p>
+      <w:r>
+        <w:t xml:space="preserve">Установка на целевой ноутбук (подробно – </w:t>
+      </w:r>
+      <w:hyperlink r:id="rIdLnk29" w:history="1">
+        <w:r>
+          <w:rPr>
+            <w:rStyle w:val="Hyperlink"/>
+            <w:rFonts w:ascii="Courier New" w:hAnsi="Courier New" w:cs="Courier New"/>
+            <w:sz w:val="24"/>
+            <w:szCs w:val="24"/>
+          </w:rPr>
+          <w:t xml:space="preserve">docs/team/CLEAN_INSTALL.md</w:t>
+        </w:r>
+      </w:hyperlink>
+      <w:r>
+        <w:t xml:space="preserve">):</w:t>
       </w:r>
     </w:p>
     <w:p>
       <w:pPr>
         <w:pStyle w:val="Code"/>
+        <w:keepNext/>
       </w:pPr>
       <w:r>
         <w:rPr>
@@ -4050,7 +4219,202 @@
           <w:sz w:val="19"/>
           <w:szCs w:val="19"/>
         </w:rPr>
-        <w:t xml:space="preserve">scripts/pack_offline.sh --tag rc4 --out ~/dist [--with-8b] [--dry-run]</w:t>
+        <w:t xml:space="preserve">cp /media/$USER/&lt;носитель&gt;/detective-board-offline-&lt;ref&gt;.tar* ~/</w:t>
+      </w:r>
+    </w:p>
+    <w:p>
+      <w:pPr>
+        <w:pStyle w:val="Code"/>
+        <w:keepNext/>
+      </w:pPr>
+      <w:r>
+        <w:rPr>
+          <w:rFonts w:ascii="Courier New" w:hAnsi="Courier New" w:cs="Courier New"/>
+          <w:sz w:val="19"/>
+          <w:szCs w:val="19"/>
+        </w:rPr>
+        <w:t xml:space="preserve">cd ~ &amp;&amp; sha256sum -c detective-board-offline-&lt;ref&gt;.tar.sha256</w:t>
+      </w:r>
+    </w:p>
+    <w:p>
+      <w:pPr>
+        <w:pStyle w:val="Code"/>
+        <w:keepNext/>
+      </w:pPr>
+      <w:r>
+        <w:rPr>
+          <w:rFonts w:ascii="Courier New" w:hAnsi="Courier New" w:cs="Courier New"/>
+          <w:sz w:val="19"/>
+          <w:szCs w:val="19"/>
+        </w:rPr>
+        <w:t xml:space="preserve">tar -xf detective-board-offline-&lt;ref&gt;.tar &amp;&amp; cd detective-board-offline-&lt;ref&gt;</w:t>
+      </w:r>
+    </w:p>
+    <w:p>
+      <w:pPr>
+        <w:pStyle w:val="Code"/>
+        <w:keepNext/>
+      </w:pPr>
+      <w:r>
+        <w:rPr>
+          <w:rFonts w:ascii="Courier New" w:hAnsi="Courier New" w:cs="Courier New"/>
+          <w:sz w:val="19"/>
+          <w:szCs w:val="19"/>
+        </w:rPr>
+        <w:t xml:space="preserve"># ожидается RESULT: PASS</w:t>
+      </w:r>
+    </w:p>
+    <w:p>
+      <w:pPr>
+        <w:pStyle w:val="Code"/>
+        <w:keepNext/>
+      </w:pPr>
+      <w:r>
+        <w:rPr>
+          <w:rFonts w:ascii="Courier New" w:hAnsi="Courier New" w:cs="Courier New"/>
+          <w:sz w:val="19"/>
+          <w:szCs w:val="19"/>
+        </w:rPr>
+        <w:t xml:space="preserve">./verify_offline.sh --require-offline</w:t>
+      </w:r>
+    </w:p>
+    <w:p>
+      <w:pPr>
+        <w:pStyle w:val="Code"/>
+        <w:keepNext/>
+      </w:pPr>
+      <w:r>
+        <w:rPr>
+          <w:rFonts w:ascii="Courier New" w:hAnsi="Courier New" w:cs="Courier New"/>
+          <w:sz w:val="19"/>
+          <w:szCs w:val="19"/>
+        </w:rPr>
+        <w:t xml:space="preserve"> </w:t>
+      </w:r>
+    </w:p>
+    <w:p>
+      <w:pPr>
+        <w:pStyle w:val="Code"/>
+        <w:keepNext/>
+      </w:pPr>
+      <w:r>
+        <w:rPr>
+          <w:rFonts w:ascii="Courier New" w:hAnsi="Courier New" w:cs="Courier New"/>
+          <w:sz w:val="19"/>
+          <w:szCs w:val="19"/>
+        </w:rPr>
+        <w:t xml:space="preserve"># запуск (два терминала)</w:t>
+      </w:r>
+    </w:p>
+    <w:p>
+      <w:pPr>
+        <w:pStyle w:val="Code"/>
+        <w:keepNext/>
+      </w:pPr>
+      <w:r>
+        <w:rPr>
+          <w:rFonts w:ascii="Courier New" w:hAnsi="Courier New" w:cs="Courier New"/>
+          <w:sz w:val="19"/>
+          <w:szCs w:val="19"/>
+        </w:rPr>
+        <w:t xml:space="preserve">OLLAMA_MODELS="$PWD/ollama-models" OLLAMA_HOST=127.0.0.1:11434 \</w:t>
+      </w:r>
+    </w:p>
+    <w:p>
+      <w:pPr>
+        <w:pStyle w:val="Code"/>
+        <w:keepNext/>
+      </w:pPr>
+      <w:r>
+        <w:rPr>
+          <w:rFonts w:ascii="Courier New" w:hAnsi="Courier New" w:cs="Courier New"/>
+          <w:sz w:val="19"/>
+          <w:szCs w:val="19"/>
+        </w:rPr>
+        <w:t xml:space="preserve">    ollama/bin/ollama serve</w:t>
+      </w:r>
+    </w:p>
+    <w:p>
+      <w:pPr>
+        <w:pStyle w:val="Code"/>
+        <w:keepNext/>
+      </w:pPr>
+      <w:r>
+        <w:rPr>
+          <w:rFonts w:ascii="Courier New" w:hAnsi="Courier New" w:cs="Courier New"/>
+          <w:sz w:val="19"/>
+          <w:szCs w:val="19"/>
+        </w:rPr>
+        <w:t xml:space="preserve">export PATH="$PWD/bin:$PATH" UV_OFFLINE=1 UV_PYTHON_DOWNLOADS=never \</w:t>
+      </w:r>
+    </w:p>
+    <w:p>
+      <w:pPr>
+        <w:pStyle w:val="Code"/>
+        <w:keepNext/>
+      </w:pPr>
+      <w:r>
+        <w:rPr>
+          <w:rFonts w:ascii="Courier New" w:hAnsi="Courier New" w:cs="Courier New"/>
+          <w:sz w:val="19"/>
+          <w:szCs w:val="19"/>
+        </w:rPr>
+        <w:t xml:space="preserve">    UV_CACHE_DIR="$PWD/uv-cache" UV_LINK_MODE=copy</w:t>
+      </w:r>
+    </w:p>
+    <w:p>
+      <w:pPr>
+        <w:pStyle w:val="Code"/>
+        <w:keepNext/>
+      </w:pPr>
+      <w:r>
+        <w:rPr>
+          <w:rFonts w:ascii="Courier New" w:hAnsi="Courier New" w:cs="Courier New"/>
+          <w:sz w:val="19"/>
+          <w:szCs w:val="19"/>
+        </w:rPr>
+        <w:t xml:space="preserve">cd detective-board</w:t>
+      </w:r>
+    </w:p>
+    <w:p>
+      <w:pPr>
+        <w:pStyle w:val="Code"/>
+        <w:keepNext/>
+      </w:pPr>
+      <w:r>
+        <w:rPr>
+          <w:rFonts w:ascii="Courier New" w:hAnsi="Courier New" w:cs="Courier New"/>
+          <w:sz w:val="19"/>
+          <w:szCs w:val="19"/>
+        </w:rPr>
+        <w:t xml:space="preserve">uv run --no-sync python scripts/preflight.py</w:t>
+      </w:r>
+    </w:p>
+    <w:p>
+      <w:pPr>
+        <w:pStyle w:val="Code"/>
+        <w:keepNext/>
+      </w:pPr>
+      <w:r>
+        <w:rPr>
+          <w:rFonts w:ascii="Courier New" w:hAnsi="Courier New" w:cs="Courier New"/>
+          <w:sz w:val="19"/>
+          <w:szCs w:val="19"/>
+        </w:rPr>
+        <w:t xml:space="preserve"># http://127.0.0.1:8000</w:t>
+      </w:r>
+    </w:p>
+    <w:p>
+      <w:pPr>
+        <w:pStyle w:val="Code"/>
+      </w:pPr>
+      <w:r>
+        <w:rPr>
+          <w:rFonts w:ascii="Courier New" w:hAnsi="Courier New" w:cs="Courier New"/>
+          <w:sz w:val="19"/>
+          <w:szCs w:val="19"/>
+        </w:rPr>
+        <w:t xml:space="preserve">uv run --no-sync python -m detective_board.api</w:t>
       </w:r>
     </w:p>
     <w:p>
@@ -4060,7 +4424,7 @@
     </w:p>
     <w:p>
       <w:r>
-        <w:t xml:space="preserve">Скрипт отказывается собирать архив, если не хватает модели или файла данных, и сверяет идентификаторы моделей с </w:t>
+        <w:t xml:space="preserve">Перед установкой остановите системную Ollama (</w:t>
       </w:r>
       <w:r>
         <w:rPr>
@@ -4068,19 +4432,10 @@
           <w:sz w:val="24"/>
           <w:szCs w:val="24"/>
         </w:rPr>
-        <w:t xml:space="preserve">docs/team/models.md</w:t>
-      </w:r>
-      <w:r>
-        <w:t xml:space="preserve">. </w:t>
-      </w:r>
-      <w:r>
-        <w:rPr>
-          <w:b/>
-        </w:rPr>
-        <w:t xml:space="preserve">[Измерено]</w:t>
-      </w:r>
-      <w:r>
-        <w:t xml:space="preserve"> архив rc4 (коммит 76f45ad): 6,2 ГБ, sha256 </w:t>
+        <w:t xml:space="preserve">sudo systemctl stop ollama</w:t>
+      </w:r>
+      <w:r>
+        <w:t xml:space="preserve">) и убедитесь, что порты 8765 и 11435 (проверка) и 8000 и 11434 (работа) свободны. Критерий готовности по </w:t>
       </w:r>
       <w:r>
         <w:rPr>
@@ -4088,10 +4443,10 @@
           <w:sz w:val="24"/>
           <w:szCs w:val="24"/>
         </w:rPr>
-        <w:t xml:space="preserve">16854b3d…e2ca3</w:t>
-      </w:r>
-      <w:r>
-        <w:t xml:space="preserve"> (полностью – </w:t>
+        <w:t xml:space="preserve">CLEAN_INSTALL.md</w:t>
+      </w:r>
+      <w:r>
+        <w:t xml:space="preserve"> – успешное прохождение на двух разных ноутбуках с записью в </w:t>
       </w:r>
       <w:r>
         <w:rPr>
@@ -4099,15 +4454,41 @@
           <w:sz w:val="24"/>
           <w:szCs w:val="24"/>
         </w:rPr>
-        <w:t xml:space="preserve">docs/perf/clean-install-20261029.md</w:t>
-      </w:r>
-      <w:r>
-        <w:t xml:space="preserve">).</w:t>
-      </w:r>
-    </w:p>
-    <w:p>
-      <w:r>
-        <w:t xml:space="preserve">Установка на целевой ноутбук (подробно – </w:t>
+        <w:t xml:space="preserve">docs/perf/clean-install-&lt;дата&gt;.md</w:t>
+      </w:r>
+      <w:r>
+        <w:t xml:space="preserve">; </w:t>
+      </w:r>
+      <w:r>
+        <w:rPr>
+          <w:b/>
+        </w:rPr>
+        <w:t xml:space="preserve">выполнено на одной машине</w:t>
+      </w:r>
+      <w:r>
+        <w:t xml:space="preserve">, на второй </w:t>
+      </w:r>
+      <w:r>
+        <w:rPr>
+          <w:b/>
+        </w:rPr>
+        <w:t xml:space="preserve">[Не выполнено]</w:t>
+      </w:r>
+      <w:r>
+        <w:t xml:space="preserve"> (issue #8).</w:t>
+      </w:r>
+    </w:p>
+    <w:p>
+      <w:pPr>
+        <w:pStyle w:val="Heading2"/>
+      </w:pPr>
+      <w:r>
+        <w:t xml:space="preserve">5.2 Использование GPU-сервера</w:t>
+      </w:r>
+    </w:p>
+    <w:p>
+      <w:r>
+        <w:t xml:space="preserve">GPU-сервер используется только для предварительных вычислений: извлечение графа (qwen3:4b, промпт extract-2.1), проход присутствия, сравнения моделей на 12 размеченных фрагментах, индекс предложений, длинные оценки. Это пакетный вывод готовых открытых моделей; обучения и дообучения нет. Во время показа сервер не нужен. Доступ к серверу (SSH, Tailscale, диагностика сети) описан в отдельном репозитории </w:t>
       </w:r>
       <w:r>
         <w:rPr>
@@ -4115,10 +4496,29 @@
           <w:sz w:val="24"/>
           <w:szCs w:val="24"/>
         </w:rPr>
-        <w:t xml:space="preserve">docs/team/CLEAN_INSTALL.md</w:t>
-      </w:r>
-      <w:r>
-        <w:t xml:space="preserve">):</w:t>
+        <w:t xml:space="preserve">gpu-server-access</w:t>
+      </w:r>
+      <w:r>
+        <w:t xml:space="preserve">; в настоящий комплект учётные данные и адреса не включены.</w:t>
+      </w:r>
+    </w:p>
+    <w:p>
+      <w:r>
+        <w:t xml:space="preserve">Порядок работ (по </w:t>
+      </w:r>
+      <w:hyperlink r:id="rIdLnk30" w:history="1">
+        <w:r>
+          <w:rPr>
+            <w:rStyle w:val="Hyperlink"/>
+            <w:rFonts w:ascii="Courier New" w:hAnsi="Courier New" w:cs="Courier New"/>
+            <w:sz w:val="24"/>
+            <w:szCs w:val="24"/>
+          </w:rPr>
+          <w:t xml:space="preserve">docs/team/SERVER_RUNBOOK.md</w:t>
+        </w:r>
+      </w:hyperlink>
+      <w:r>
+        <w:t xml:space="preserve">; на машине общего пользования не хранить учётные данные GitHub, не оставлять ключи и токены, по окончании остановить вручную запущенную Ollama и убрать рабочую копию, если администратор просит):</w:t>
       </w:r>
     </w:p>
     <w:p>
@@ -4132,7 +4532,7 @@
           <w:sz w:val="19"/>
           <w:szCs w:val="19"/>
         </w:rPr>
-        <w:t xml:space="preserve">cp /media/$USER/&lt;носитель&gt;/detective-board-offline-&lt;ref&gt;.tar* ~/</w:t>
+        <w:t xml:space="preserve"># на ноутбуке: detective-board.tar.gz из HEAD + COMMIT, проверка в чистой копии</w:t>
       </w:r>
     </w:p>
     <w:p>
@@ -4146,7 +4546,7 @@
           <w:sz w:val="19"/>
           <w:szCs w:val="19"/>
         </w:rPr>
-        <w:t xml:space="preserve">cd ~ &amp;&amp; sha256sum -c detective-board-offline-&lt;ref&gt;.tar.sha256</w:t>
+        <w:t xml:space="preserve">scripts/make_server_archive.sh</w:t>
       </w:r>
     </w:p>
     <w:p>
@@ -4160,7 +4560,7 @@
           <w:sz w:val="19"/>
           <w:szCs w:val="19"/>
         </w:rPr>
-        <w:t xml:space="preserve">tar -xf detective-board-offline-&lt;ref&gt;.tar &amp;&amp; cd detective-board-offline-&lt;ref&gt;</w:t>
+        <w:t xml:space="preserve"># или через USB</w:t>
       </w:r>
     </w:p>
     <w:p>
@@ -4174,7 +4574,7 @@
           <w:sz w:val="19"/>
           <w:szCs w:val="19"/>
         </w:rPr>
-        <w:t xml:space="preserve"># ожидается RESULT: PASS</w:t>
+        <w:t xml:space="preserve">scp detective-board.tar.gz USER@SERVER:~/</w:t>
       </w:r>
     </w:p>
     <w:p>
@@ -4188,7 +4588,7 @@
           <w:sz w:val="19"/>
           <w:szCs w:val="19"/>
         </w:rPr>
-        <w:t xml:space="preserve">./verify_offline.sh --require-offline</w:t>
+        <w:t xml:space="preserve"># на сервере, внутри tmux:</w:t>
       </w:r>
     </w:p>
     <w:p>
@@ -4202,7 +4602,7 @@
           <w:sz w:val="19"/>
           <w:szCs w:val="19"/>
         </w:rPr>
-        <w:t xml:space="preserve"> </w:t>
+        <w:t xml:space="preserve"># проверки, uv, Ollama, настройки, модели, тесты, подтверждение GPU</w:t>
       </w:r>
     </w:p>
     <w:p>
@@ -4216,7 +4616,7 @@
           <w:sz w:val="19"/>
           <w:szCs w:val="19"/>
         </w:rPr>
-        <w:t xml:space="preserve"># запуск (два терминала)</w:t>
+        <w:t xml:space="preserve">scripts/server_bootstrap.sh --with-8b</w:t>
       </w:r>
     </w:p>
     <w:p>
@@ -4230,7 +4630,7 @@
           <w:sz w:val="19"/>
           <w:szCs w:val="19"/>
         </w:rPr>
-        <w:t xml:space="preserve">OLLAMA_MODELS="$PWD/ollama-models" OLLAMA_HOST=127.0.0.1:11434 \</w:t>
+        <w:t xml:space="preserve"># детерминизм -&gt; проба параллельности -&gt; gold12 -&gt; полный прогон -&gt; граф -&gt; отчёт</w:t>
       </w:r>
     </w:p>
     <w:p>
@@ -4244,7 +4644,7 @@
           <w:sz w:val="19"/>
           <w:szCs w:val="19"/>
         </w:rPr>
-        <w:t xml:space="preserve">    ollama/bin/ollama serve</w:t>
+        <w:t xml:space="preserve">scripts/server_run_all.sh</w:t>
       </w:r>
     </w:p>
     <w:p>
@@ -4258,7 +4658,7 @@
           <w:sz w:val="19"/>
           <w:szCs w:val="19"/>
         </w:rPr>
-        <w:t xml:space="preserve">export PATH="$PWD/bin:$PATH" UV_OFFLINE=1 UV_PYTHON_DOWNLOADS=never \</w:t>
+        <w:t xml:space="preserve"># из второго окна: прогресс по шардам, ETA</w:t>
       </w:r>
     </w:p>
     <w:p>
@@ -4272,7 +4672,7 @@
           <w:sz w:val="19"/>
           <w:szCs w:val="19"/>
         </w:rPr>
-        <w:t xml:space="preserve">    UV_CACHE_DIR="$PWD/uv-cache" UV_LINK_MODE=copy</w:t>
+        <w:t xml:space="preserve">scripts/server_progress.sh</w:t>
       </w:r>
     </w:p>
     <w:p>
@@ -4286,7 +4686,7 @@
           <w:sz w:val="19"/>
           <w:szCs w:val="19"/>
         </w:rPr>
-        <w:t xml:space="preserve">cd detective-board</w:t>
+        <w:t xml:space="preserve">uv run python -m detective_board.index.sentences</w:t>
       </w:r>
     </w:p>
     <w:p>
@@ -4300,7 +4700,173 @@
           <w:sz w:val="19"/>
           <w:szCs w:val="19"/>
         </w:rPr>
-        <w:t xml:space="preserve">uv run --no-sync python scripts/preflight.py</w:t>
+        <w:t xml:space="preserve"># проход присутствия на демонстрационных рассказах</w:t>
+      </w:r>
+    </w:p>
+    <w:p>
+      <w:pPr>
+        <w:pStyle w:val="Code"/>
+      </w:pPr>
+      <w:r>
+        <w:rPr>
+          <w:rFonts w:ascii="Courier New" w:hAnsi="Courier New" w:cs="Courier New"/>
+          <w:sz w:val="19"/>
+          <w:szCs w:val="19"/>
+        </w:rPr>
+        <w:t xml:space="preserve">scripts/server_presence.sh --verify --samples 3</w:t>
+      </w:r>
+    </w:p>
+    <w:p>
+      <w:pPr>
+        <w:pStyle w:val="Small"/>
+      </w:pPr>
+    </w:p>
+    <w:p>
+      <w:r>
+        <w:t xml:space="preserve">Возврат результатов (в git не коммитятся): </w:t>
+      </w:r>
+      <w:r>
+        <w:rPr>
+          <w:rFonts w:ascii="Courier New" w:hAnsi="Courier New" w:cs="Courier New"/>
+          <w:sz w:val="24"/>
+          <w:szCs w:val="24"/>
+        </w:rPr>
+        <w:t xml:space="preserve">data/cache/extract-cache.sqlite</w:t>
+      </w:r>
+      <w:r>
+        <w:t xml:space="preserve">, </w:t>
+      </w:r>
+      <w:r>
+        <w:rPr>
+          <w:rFonts w:ascii="Courier New" w:hAnsi="Courier New" w:cs="Courier New"/>
+          <w:sz w:val="24"/>
+          <w:szCs w:val="24"/>
+        </w:rPr>
+        <w:t xml:space="preserve">data/graph/graph.sqlite</w:t>
+      </w:r>
+      <w:r>
+        <w:t xml:space="preserve">, </w:t>
+      </w:r>
+      <w:r>
+        <w:rPr>
+          <w:rFonts w:ascii="Courier New" w:hAnsi="Courier New" w:cs="Courier New"/>
+          <w:sz w:val="24"/>
+          <w:szCs w:val="24"/>
+        </w:rPr>
+        <w:t xml:space="preserve">data/index/sentences.sqlite</w:t>
+      </w:r>
+      <w:r>
+        <w:t xml:space="preserve">, </w:t>
+      </w:r>
+      <w:r>
+        <w:rPr>
+          <w:rFonts w:ascii="Courier New" w:hAnsi="Courier New" w:cs="Courier New"/>
+          <w:sz w:val="24"/>
+          <w:szCs w:val="24"/>
+        </w:rPr>
+        <w:t xml:space="preserve">data/cache/server/</w:t>
+      </w:r>
+      <w:r>
+        <w:t xml:space="preserve"> (отчёт, журналы). Параллельная работа: </w:t>
+      </w:r>
+      <w:r>
+        <w:rPr>
+          <w:rFonts w:ascii="Courier New" w:hAnsi="Courier New" w:cs="Courier New"/>
+          <w:sz w:val="24"/>
+          <w:szCs w:val="24"/>
+        </w:rPr>
+        <w:t xml:space="preserve">OLLAMA_NUM_PARALLEL</w:t>
+      </w:r>
+      <w:r>
+        <w:t xml:space="preserve"> (по умолчанию в bootstrap 4) и </w:t>
+      </w:r>
+      <w:r>
+        <w:rPr>
+          <w:rFonts w:ascii="Courier New" w:hAnsi="Courier New" w:cs="Courier New"/>
+          <w:sz w:val="24"/>
+          <w:szCs w:val="24"/>
+        </w:rPr>
+        <w:t xml:space="preserve">OLLAMA_KEEP_ALIVE</w:t>
+      </w:r>
+      <w:r>
+        <w:t xml:space="preserve">. Прогон возобновляем: повторный запуск той же команды продолжает с кэша. Шардирование: </w:t>
+      </w:r>
+      <w:r>
+        <w:rPr>
+          <w:rFonts w:ascii="Courier New" w:hAnsi="Courier New" w:cs="Courier New"/>
+          <w:sz w:val="24"/>
+          <w:szCs w:val="24"/>
+        </w:rPr>
+        <w:t xml:space="preserve">scripts/extract_shards.py plan N</w:t>
+      </w:r>
+      <w:r>
+        <w:t xml:space="preserve">, </w:t>
+      </w:r>
+      <w:r>
+        <w:rPr>
+          <w:rFonts w:ascii="Courier New" w:hAnsi="Courier New" w:cs="Courier New"/>
+          <w:sz w:val="24"/>
+          <w:szCs w:val="24"/>
+        </w:rPr>
+        <w:t xml:space="preserve">scripts/extract_shard.sh k N [модель]</w:t>
+      </w:r>
+      <w:r>
+        <w:t xml:space="preserve">, слияние кэшей </w:t>
+      </w:r>
+      <w:r>
+        <w:rPr>
+          <w:rFonts w:ascii="Courier New" w:hAnsi="Courier New" w:cs="Courier New"/>
+          <w:sz w:val="24"/>
+          <w:szCs w:val="24"/>
+        </w:rPr>
+        <w:t xml:space="preserve">scripts/merge_extract_cache.py merge|verify|count</w:t>
+      </w:r>
+      <w:r>
+        <w:t xml:space="preserve">; </w:t>
+      </w:r>
+      <w:r>
+        <w:rPr>
+          <w:rFonts w:ascii="Courier New" w:hAnsi="Courier New" w:cs="Courier New"/>
+          <w:sz w:val="24"/>
+          <w:szCs w:val="24"/>
+        </w:rPr>
+        <w:t xml:space="preserve">just graph qwen3:4b 20 "data/cache/extract-cache-qwen3_4b-shard*.sqlite"</w:t>
+      </w:r>
+      <w:r>
+        <w:t xml:space="preserve"> объединяет шарды и строит граф.</w:t>
+      </w:r>
+    </w:p>
+    <w:p>
+      <w:r>
+        <w:rPr>
+          <w:b/>
+        </w:rPr>
+        <w:t xml:space="preserve">[Измерено]</w:t>
+      </w:r>
+      <w:r>
+        <w:t xml:space="preserve"> по прогону 27.10.2026 (</w:t>
+      </w:r>
+      <w:hyperlink r:id="rIdLnk31" w:history="1">
+        <w:r>
+          <w:rPr>
+            <w:rStyle w:val="Hyperlink"/>
+            <w:rFonts w:ascii="Courier New" w:hAnsi="Courier New" w:cs="Courier New"/>
+            <w:sz w:val="24"/>
+            <w:szCs w:val="24"/>
+          </w:rPr>
+          <w:t xml:space="preserve">docs/spike/results/graph-sanity-20261028.md</w:t>
+        </w:r>
+      </w:hyperlink>
+      <w:r>
+        <w:t xml:space="preserve">): 596 из 596 чанков, около 3,2 с на чанк при 4 потоках на RTX 4070. Выходы на разном оборудовании и версиях Ollama не побайтно совпадают (сравнено 3 чанка, ни один не идентичен), поэтому кэши ноутбука и сервера не смешивались; демонстрационный граф построен только по серверному прогону.</w:t>
+      </w:r>
+    </w:p>
+    <w:p>
+      <w:pPr>
+        <w:pStyle w:val="Heading2"/>
+      </w:pPr>
+      <w:r>
+        <w:t xml:space="preserve">5.3 Оценка качества</w:t>
       </w:r>
     </w:p>
     <w:p>
@@ -4314,12 +4880,13 @@
           <w:sz w:val="19"/>
           <w:szCs w:val="19"/>
         </w:rPr>
-        <w:t xml:space="preserve"># http://127.0.0.1:8000</w:t>
+        <w:t xml:space="preserve"># CI-подмножество, без сети</w:t>
       </w:r>
     </w:p>
     <w:p>
       <w:pPr>
         <w:pStyle w:val="Code"/>
+        <w:keepNext/>
       </w:pPr>
       <w:r>
         <w:rPr>
@@ -4327,108 +4894,7 @@
           <w:sz w:val="19"/>
           <w:szCs w:val="19"/>
         </w:rPr>
-        <w:t xml:space="preserve">uv run --no-sync python -m detective_board.api</w:t>
-      </w:r>
-    </w:p>
-    <w:p>
-      <w:pPr>
-        <w:pStyle w:val="Small"/>
-      </w:pPr>
-    </w:p>
-    <w:p>
-      <w:r>
-        <w:t xml:space="preserve">Перед установкой остановите системную Ollama (</w:t>
-      </w:r>
-      <w:r>
-        <w:rPr>
-          <w:rFonts w:ascii="Courier New" w:hAnsi="Courier New" w:cs="Courier New"/>
-          <w:sz w:val="24"/>
-          <w:szCs w:val="24"/>
-        </w:rPr>
-        <w:t xml:space="preserve">sudo systemctl stop ollama</w:t>
-      </w:r>
-      <w:r>
-        <w:t xml:space="preserve">) и убедитесь, что порты 8765 и 11435 (проверка) и 8000 и 11434 (работа) свободны. Критерий готовности по </w:t>
-      </w:r>
-      <w:r>
-        <w:rPr>
-          <w:rFonts w:ascii="Courier New" w:hAnsi="Courier New" w:cs="Courier New"/>
-          <w:sz w:val="24"/>
-          <w:szCs w:val="24"/>
-        </w:rPr>
-        <w:t xml:space="preserve">CLEAN_INSTALL.md</w:t>
-      </w:r>
-      <w:r>
-        <w:t xml:space="preserve"> – успешное прохождение на двух разных ноутбуках с записью в </w:t>
-      </w:r>
-      <w:r>
-        <w:rPr>
-          <w:rFonts w:ascii="Courier New" w:hAnsi="Courier New" w:cs="Courier New"/>
-          <w:sz w:val="24"/>
-          <w:szCs w:val="24"/>
-        </w:rPr>
-        <w:t xml:space="preserve">docs/perf/clean-install-&lt;дата&gt;.md</w:t>
-      </w:r>
-      <w:r>
-        <w:t xml:space="preserve">; </w:t>
-      </w:r>
-      <w:r>
-        <w:rPr>
-          <w:b/>
-        </w:rPr>
-        <w:t xml:space="preserve">выполнено на одной машине</w:t>
-      </w:r>
-      <w:r>
-        <w:t xml:space="preserve">, на второй </w:t>
-      </w:r>
-      <w:r>
-        <w:rPr>
-          <w:b/>
-        </w:rPr>
-        <w:t xml:space="preserve">[Не выполнено]</w:t>
-      </w:r>
-      <w:r>
-        <w:t xml:space="preserve"> (issue #8).</w:t>
-      </w:r>
-    </w:p>
-    <w:p>
-      <w:pPr>
-        <w:pStyle w:val="Heading2"/>
-      </w:pPr>
-      <w:r>
-        <w:t xml:space="preserve">5.2 Использование GPU-сервера</w:t>
-      </w:r>
-    </w:p>
-    <w:p>
-      <w:r>
-        <w:t xml:space="preserve">GPU-сервер используется только для предварительных вычислений: извлечение графа (qwen3:4b, промпт extract-2.1), проход присутствия, сравнения моделей на 12 размеченных фрагментах, индекс предложений, длинные оценки. Это пакетный вывод готовых открытых моделей; обучения и дообучения нет. Во время показа сервер не нужен. Доступ к серверу (SSH, Tailscale, диагностика сети) описан в отдельном репозитории </w:t>
-      </w:r>
-      <w:r>
-        <w:rPr>
-          <w:rFonts w:ascii="Courier New" w:hAnsi="Courier New" w:cs="Courier New"/>
-          <w:sz w:val="24"/>
-          <w:szCs w:val="24"/>
-        </w:rPr>
-        <w:t xml:space="preserve">gpu-server-access</w:t>
-      </w:r>
-      <w:r>
-        <w:t xml:space="preserve">; в настоящий комплект учётные данные и адреса не включены.</w:t>
-      </w:r>
-    </w:p>
-    <w:p>
-      <w:r>
-        <w:t xml:space="preserve">Порядок работ (по </w:t>
-      </w:r>
-      <w:r>
-        <w:rPr>
-          <w:rFonts w:ascii="Courier New" w:hAnsi="Courier New" w:cs="Courier New"/>
-          <w:sz w:val="24"/>
-          <w:szCs w:val="24"/>
-        </w:rPr>
-        <w:t xml:space="preserve">docs/team/SERVER_RUNBOOK.md</w:t>
-      </w:r>
-      <w:r>
-        <w:t xml:space="preserve">; на машине общего пользования не хранить учётные данные GitHub, не оставлять ключи и токены, по окончании остановить вручную запущенную Ollama и убрать рабочую копию, если администратор просит):</w:t>
+        <w:t xml:space="preserve">just eval --short</w:t>
       </w:r>
     </w:p>
     <w:p>
@@ -4442,7 +4908,7 @@
           <w:sz w:val="19"/>
           <w:szCs w:val="19"/>
         </w:rPr>
-        <w:t xml:space="preserve"># на ноутбуке: detective-board.tar.gz из HEAD + COMMIT, проверка в чистой копии</w:t>
+        <w:t xml:space="preserve"># реальный стек</w:t>
       </w:r>
     </w:p>
     <w:p>
@@ -4456,7 +4922,7 @@
           <w:sz w:val="19"/>
           <w:szCs w:val="19"/>
         </w:rPr>
-        <w:t xml:space="preserve">scripts/make_server_archive.sh</w:t>
+        <w:t xml:space="preserve">just eval --split dev</w:t>
       </w:r>
     </w:p>
     <w:p>
@@ -4470,7 +4936,7 @@
           <w:sz w:val="19"/>
           <w:szCs w:val="19"/>
         </w:rPr>
-        <w:t xml:space="preserve"># или через USB</w:t>
+        <w:t xml:space="preserve"># один раз на замороженную конфигурацию; отказ при незакоммиченных изменениях</w:t>
       </w:r>
     </w:p>
     <w:p>
@@ -4484,7 +4950,7 @@
           <w:sz w:val="19"/>
           <w:szCs w:val="19"/>
         </w:rPr>
-        <w:t xml:space="preserve">scp detective-board.tar.gz USER@SERVER:~/</w:t>
+        <w:t xml:space="preserve">just eval --split test</w:t>
       </w:r>
     </w:p>
     <w:p>
@@ -4498,13 +4964,12 @@
           <w:sz w:val="19"/>
           <w:szCs w:val="19"/>
         </w:rPr>
-        <w:t xml:space="preserve"># на сервере, внутри tmux:</w:t>
+        <w:t xml:space="preserve"># тест «до раскрытия»; нужна Ollama</w:t>
       </w:r>
     </w:p>
     <w:p>
       <w:pPr>
         <w:pStyle w:val="Code"/>
-        <w:keepNext/>
       </w:pPr>
       <w:r>
         <w:rPr>
@@ -4512,118 +4977,7 @@
           <w:sz w:val="19"/>
           <w:szCs w:val="19"/>
         </w:rPr>
-        <w:t xml:space="preserve"># проверки, uv, Ollama, настройки, модели, тесты, подтверждение GPU</w:t>
-      </w:r>
-    </w:p>
-    <w:p>
-      <w:pPr>
-        <w:pStyle w:val="Code"/>
-        <w:keepNext/>
-      </w:pPr>
-      <w:r>
-        <w:rPr>
-          <w:rFonts w:ascii="Courier New" w:hAnsi="Courier New" w:cs="Courier New"/>
-          <w:sz w:val="19"/>
-          <w:szCs w:val="19"/>
-        </w:rPr>
-        <w:t xml:space="preserve">scripts/server_bootstrap.sh --with-8b</w:t>
-      </w:r>
-    </w:p>
-    <w:p>
-      <w:pPr>
-        <w:pStyle w:val="Code"/>
-        <w:keepNext/>
-      </w:pPr>
-      <w:r>
-        <w:rPr>
-          <w:rFonts w:ascii="Courier New" w:hAnsi="Courier New" w:cs="Courier New"/>
-          <w:sz w:val="19"/>
-          <w:szCs w:val="19"/>
-        </w:rPr>
-        <w:t xml:space="preserve"># детерминизм -&gt; проба параллельности -&gt; gold12 -&gt; полный прогон -&gt; граф -&gt; отчёт</w:t>
-      </w:r>
-    </w:p>
-    <w:p>
-      <w:pPr>
-        <w:pStyle w:val="Code"/>
-        <w:keepNext/>
-      </w:pPr>
-      <w:r>
-        <w:rPr>
-          <w:rFonts w:ascii="Courier New" w:hAnsi="Courier New" w:cs="Courier New"/>
-          <w:sz w:val="19"/>
-          <w:szCs w:val="19"/>
-        </w:rPr>
-        <w:t xml:space="preserve">scripts/server_run_all.sh</w:t>
-      </w:r>
-    </w:p>
-    <w:p>
-      <w:pPr>
-        <w:pStyle w:val="Code"/>
-        <w:keepNext/>
-      </w:pPr>
-      <w:r>
-        <w:rPr>
-          <w:rFonts w:ascii="Courier New" w:hAnsi="Courier New" w:cs="Courier New"/>
-          <w:sz w:val="19"/>
-          <w:szCs w:val="19"/>
-        </w:rPr>
-        <w:t xml:space="preserve"># из второго окна: прогресс по шардам, ETA</w:t>
-      </w:r>
-    </w:p>
-    <w:p>
-      <w:pPr>
-        <w:pStyle w:val="Code"/>
-        <w:keepNext/>
-      </w:pPr>
-      <w:r>
-        <w:rPr>
-          <w:rFonts w:ascii="Courier New" w:hAnsi="Courier New" w:cs="Courier New"/>
-          <w:sz w:val="19"/>
-          <w:szCs w:val="19"/>
-        </w:rPr>
-        <w:t xml:space="preserve">scripts/server_progress.sh</w:t>
-      </w:r>
-    </w:p>
-    <w:p>
-      <w:pPr>
-        <w:pStyle w:val="Code"/>
-        <w:keepNext/>
-      </w:pPr>
-      <w:r>
-        <w:rPr>
-          <w:rFonts w:ascii="Courier New" w:hAnsi="Courier New" w:cs="Courier New"/>
-          <w:sz w:val="19"/>
-          <w:szCs w:val="19"/>
-        </w:rPr>
-        <w:t xml:space="preserve">uv run python -m detective_board.index.sentences</w:t>
-      </w:r>
-    </w:p>
-    <w:p>
-      <w:pPr>
-        <w:pStyle w:val="Code"/>
-        <w:keepNext/>
-      </w:pPr>
-      <w:r>
-        <w:rPr>
-          <w:rFonts w:ascii="Courier New" w:hAnsi="Courier New" w:cs="Courier New"/>
-          <w:sz w:val="19"/>
-          <w:szCs w:val="19"/>
-        </w:rPr>
-        <w:t xml:space="preserve"># проход присутствия на демонстрационных рассказах</w:t>
-      </w:r>
-    </w:p>
-    <w:p>
-      <w:pPr>
-        <w:pStyle w:val="Code"/>
-      </w:pPr>
-      <w:r>
-        <w:rPr>
-          <w:rFonts w:ascii="Courier New" w:hAnsi="Courier New" w:cs="Courier New"/>
-          <w:sz w:val="19"/>
-          <w:szCs w:val="19"/>
-        </w:rPr>
-        <w:t xml:space="preserve">scripts/server_presence.sh --verify --samples 3</w:t>
+        <w:t xml:space="preserve">just pre-reveal</w:t>
       </w:r>
     </w:p>
     <w:p>
@@ -4633,288 +4987,33 @@
     </w:p>
     <w:p>
       <w:r>
-        <w:t xml:space="preserve">Возврат результатов (в git не коммитятся): </w:t>
-      </w:r>
-      <w:r>
-        <w:rPr>
-          <w:rFonts w:ascii="Courier New" w:hAnsi="Courier New" w:cs="Courier New"/>
-          <w:sz w:val="24"/>
-          <w:szCs w:val="24"/>
-        </w:rPr>
-        <w:t xml:space="preserve">data/cache/extract-cache.sqlite</w:t>
-      </w:r>
-      <w:r>
-        <w:t xml:space="preserve">, </w:t>
-      </w:r>
-      <w:r>
-        <w:rPr>
-          <w:rFonts w:ascii="Courier New" w:hAnsi="Courier New" w:cs="Courier New"/>
-          <w:sz w:val="24"/>
-          <w:szCs w:val="24"/>
-        </w:rPr>
-        <w:t xml:space="preserve">data/graph/graph.sqlite</w:t>
-      </w:r>
-      <w:r>
-        <w:t xml:space="preserve">, </w:t>
-      </w:r>
-      <w:r>
-        <w:rPr>
-          <w:rFonts w:ascii="Courier New" w:hAnsi="Courier New" w:cs="Courier New"/>
-          <w:sz w:val="24"/>
-          <w:szCs w:val="24"/>
-        </w:rPr>
-        <w:t xml:space="preserve">data/index/sentences.sqlite</w:t>
-      </w:r>
-      <w:r>
-        <w:t xml:space="preserve">, </w:t>
-      </w:r>
-      <w:r>
-        <w:rPr>
-          <w:rFonts w:ascii="Courier New" w:hAnsi="Courier New" w:cs="Courier New"/>
-          <w:sz w:val="24"/>
-          <w:szCs w:val="24"/>
-        </w:rPr>
-        <w:t xml:space="preserve">data/cache/server/</w:t>
-      </w:r>
-      <w:r>
-        <w:t xml:space="preserve"> (отчёт, журналы). Параллельная работа: </w:t>
-      </w:r>
-      <w:r>
-        <w:rPr>
-          <w:rFonts w:ascii="Courier New" w:hAnsi="Courier New" w:cs="Courier New"/>
-          <w:sz w:val="24"/>
-          <w:szCs w:val="24"/>
-        </w:rPr>
-        <w:t xml:space="preserve">OLLAMA_NUM_PARALLEL</w:t>
-      </w:r>
-      <w:r>
-        <w:t xml:space="preserve"> (по умолчанию в bootstrap 4) и </w:t>
-      </w:r>
-      <w:r>
-        <w:rPr>
-          <w:rFonts w:ascii="Courier New" w:hAnsi="Courier New" w:cs="Courier New"/>
-          <w:sz w:val="24"/>
-          <w:szCs w:val="24"/>
-        </w:rPr>
-        <w:t xml:space="preserve">OLLAMA_KEEP_ALIVE</w:t>
-      </w:r>
-      <w:r>
-        <w:t xml:space="preserve">. Прогон возобновляем: повторный запуск той же команды продолжает с кэша. Шардирование: </w:t>
-      </w:r>
-      <w:r>
-        <w:rPr>
-          <w:rFonts w:ascii="Courier New" w:hAnsi="Courier New" w:cs="Courier New"/>
-          <w:sz w:val="24"/>
-          <w:szCs w:val="24"/>
-        </w:rPr>
-        <w:t xml:space="preserve">scripts/extract_shards.py plan N</w:t>
-      </w:r>
-      <w:r>
-        <w:t xml:space="preserve">, </w:t>
-      </w:r>
-      <w:r>
-        <w:rPr>
-          <w:rFonts w:ascii="Courier New" w:hAnsi="Courier New" w:cs="Courier New"/>
-          <w:sz w:val="24"/>
-          <w:szCs w:val="24"/>
-        </w:rPr>
-        <w:t xml:space="preserve">scripts/extract_shard.sh k N [модель]</w:t>
-      </w:r>
-      <w:r>
-        <w:t xml:space="preserve">, слияние кэшей </w:t>
-      </w:r>
-      <w:r>
-        <w:rPr>
-          <w:rFonts w:ascii="Courier New" w:hAnsi="Courier New" w:cs="Courier New"/>
-          <w:sz w:val="24"/>
-          <w:szCs w:val="24"/>
-        </w:rPr>
-        <w:t xml:space="preserve">scripts/merge_extract_cache.py merge|verify|count</w:t>
-      </w:r>
-      <w:r>
-        <w:t xml:space="preserve">; </w:t>
-      </w:r>
-      <w:r>
-        <w:rPr>
-          <w:rFonts w:ascii="Courier New" w:hAnsi="Courier New" w:cs="Courier New"/>
-          <w:sz w:val="24"/>
-          <w:szCs w:val="24"/>
-        </w:rPr>
-        <w:t xml:space="preserve">just graph qwen3:4b 20 "data/cache/extract-cache-qwen3_4b-shard*.sqlite"</w:t>
-      </w:r>
-      <w:r>
-        <w:t xml:space="preserve"> объединяет шарды и строит граф.</w:t>
-      </w:r>
-    </w:p>
-    <w:p>
-      <w:r>
-        <w:rPr>
-          <w:b/>
-        </w:rPr>
-        <w:t xml:space="preserve">[Измерено]</w:t>
-      </w:r>
-      <w:r>
-        <w:t xml:space="preserve"> по прогону 27.10.2026 (</w:t>
-      </w:r>
-      <w:r>
-        <w:rPr>
-          <w:rFonts w:ascii="Courier New" w:hAnsi="Courier New" w:cs="Courier New"/>
-          <w:sz w:val="24"/>
-          <w:szCs w:val="24"/>
-        </w:rPr>
-        <w:t xml:space="preserve">docs/spike/results/graph-sanity-20261028.md</w:t>
-      </w:r>
-      <w:r>
-        <w:t xml:space="preserve">): 596 из 596 чанков, около 3,2 с на чанк при 4 потоках на RTX 4070. Выходы на разном оборудовании и версиях Ollama не побайтно совпадают (сравнено 3 чанка, ни один не идентичен), поэтому кэши ноутбука и сервера не смешивались; демонстрационный граф построен только по серверному прогону.</w:t>
-      </w:r>
-    </w:p>
-    <w:p>
-      <w:pPr>
-        <w:pStyle w:val="Heading2"/>
-      </w:pPr>
-      <w:r>
-        <w:t xml:space="preserve">5.3 Оценка качества</w:t>
-      </w:r>
-    </w:p>
-    <w:p>
-      <w:pPr>
-        <w:pStyle w:val="Code"/>
-        <w:keepNext/>
-      </w:pPr>
-      <w:r>
-        <w:rPr>
-          <w:rFonts w:ascii="Courier New" w:hAnsi="Courier New" w:cs="Courier New"/>
-          <w:sz w:val="19"/>
-          <w:szCs w:val="19"/>
-        </w:rPr>
-        <w:t xml:space="preserve"># CI-подмножество, без сети</w:t>
-      </w:r>
-    </w:p>
-    <w:p>
-      <w:pPr>
-        <w:pStyle w:val="Code"/>
-        <w:keepNext/>
-      </w:pPr>
-      <w:r>
-        <w:rPr>
-          <w:rFonts w:ascii="Courier New" w:hAnsi="Courier New" w:cs="Courier New"/>
-          <w:sz w:val="19"/>
-          <w:szCs w:val="19"/>
-        </w:rPr>
-        <w:t xml:space="preserve">just eval --short</w:t>
-      </w:r>
-    </w:p>
-    <w:p>
-      <w:pPr>
-        <w:pStyle w:val="Code"/>
-        <w:keepNext/>
-      </w:pPr>
-      <w:r>
-        <w:rPr>
-          <w:rFonts w:ascii="Courier New" w:hAnsi="Courier New" w:cs="Courier New"/>
-          <w:sz w:val="19"/>
-          <w:szCs w:val="19"/>
-        </w:rPr>
-        <w:t xml:space="preserve"># реальный стек</w:t>
-      </w:r>
-    </w:p>
-    <w:p>
-      <w:pPr>
-        <w:pStyle w:val="Code"/>
-        <w:keepNext/>
-      </w:pPr>
-      <w:r>
-        <w:rPr>
-          <w:rFonts w:ascii="Courier New" w:hAnsi="Courier New" w:cs="Courier New"/>
-          <w:sz w:val="19"/>
-          <w:szCs w:val="19"/>
-        </w:rPr>
-        <w:t xml:space="preserve">just eval --split dev</w:t>
-      </w:r>
-    </w:p>
-    <w:p>
-      <w:pPr>
-        <w:pStyle w:val="Code"/>
-        <w:keepNext/>
-      </w:pPr>
-      <w:r>
-        <w:rPr>
-          <w:rFonts w:ascii="Courier New" w:hAnsi="Courier New" w:cs="Courier New"/>
-          <w:sz w:val="19"/>
-          <w:szCs w:val="19"/>
-        </w:rPr>
-        <w:t xml:space="preserve"># один раз на замороженную конфигурацию; отказ при незакоммиченных изменениях</w:t>
-      </w:r>
-    </w:p>
-    <w:p>
-      <w:pPr>
-        <w:pStyle w:val="Code"/>
-        <w:keepNext/>
-      </w:pPr>
-      <w:r>
-        <w:rPr>
-          <w:rFonts w:ascii="Courier New" w:hAnsi="Courier New" w:cs="Courier New"/>
-          <w:sz w:val="19"/>
-          <w:szCs w:val="19"/>
-        </w:rPr>
-        <w:t xml:space="preserve">just eval --split test</w:t>
-      </w:r>
-    </w:p>
-    <w:p>
-      <w:pPr>
-        <w:pStyle w:val="Code"/>
-        <w:keepNext/>
-      </w:pPr>
-      <w:r>
-        <w:rPr>
-          <w:rFonts w:ascii="Courier New" w:hAnsi="Courier New" w:cs="Courier New"/>
-          <w:sz w:val="19"/>
-          <w:szCs w:val="19"/>
-        </w:rPr>
-        <w:t xml:space="preserve"># тест «до раскрытия»; нужна Ollama</w:t>
-      </w:r>
-    </w:p>
-    <w:p>
-      <w:pPr>
-        <w:pStyle w:val="Code"/>
-      </w:pPr>
-      <w:r>
-        <w:rPr>
-          <w:rFonts w:ascii="Courier New" w:hAnsi="Courier New" w:cs="Courier New"/>
-          <w:sz w:val="19"/>
-          <w:szCs w:val="19"/>
-        </w:rPr>
-        <w:t xml:space="preserve">just pre-reveal</w:t>
-      </w:r>
-    </w:p>
-    <w:p>
-      <w:pPr>
-        <w:pStyle w:val="Small"/>
-      </w:pPr>
-    </w:p>
-    <w:p>
-      <w:r>
         <w:t xml:space="preserve">Протокол: результаты dev фиксируются коммитом до запуска test; пороги подбираются только на dev (</w:t>
       </w:r>
-      <w:r>
-        <w:rPr>
-          <w:rFonts w:ascii="Courier New" w:hAnsi="Courier New" w:cs="Courier New"/>
-          <w:sz w:val="24"/>
-          <w:szCs w:val="24"/>
-        </w:rPr>
-        <w:t xml:space="preserve">eval/golden/split.json</w:t>
-      </w:r>
+      <w:hyperlink r:id="rIdLnk32" w:history="1">
+        <w:r>
+          <w:rPr>
+            <w:rStyle w:val="Hyperlink"/>
+            <w:rFonts w:ascii="Courier New" w:hAnsi="Courier New" w:cs="Courier New"/>
+            <w:sz w:val="24"/>
+            <w:szCs w:val="24"/>
+          </w:rPr>
+          <w:t xml:space="preserve">eval/golden/split.json</w:t>
+        </w:r>
+      </w:hyperlink>
       <w:r>
         <w:t xml:space="preserve">, проверка </w:t>
       </w:r>
-      <w:r>
-        <w:rPr>
-          <w:rFonts w:ascii="Courier New" w:hAnsi="Courier New" w:cs="Courier New"/>
-          <w:sz w:val="24"/>
-          <w:szCs w:val="24"/>
-        </w:rPr>
-        <w:t xml:space="preserve">scripts/eval/split_check.py</w:t>
-      </w:r>
+      <w:hyperlink r:id="rIdLnk33" w:history="1">
+        <w:r>
+          <w:rPr>
+            <w:rStyle w:val="Hyperlink"/>
+            <w:rFonts w:ascii="Courier New" w:hAnsi="Courier New" w:cs="Courier New"/>
+            <w:sz w:val="24"/>
+            <w:szCs w:val="24"/>
+          </w:rPr>
+          <w:t xml:space="preserve">scripts/eval/split_check.py</w:t>
+        </w:r>
+      </w:hyperlink>
       <w:r>
         <w:t xml:space="preserve">); test-срез запускается один раз на замороженную конфигурацию, повторный запуск для того же коммита и конфигурации отказывает; к каждому числу прикладываются SHA и хэш конфигурации. Тяжёлые прогоны – на GPU-сервере; на целевом ноутбуке осмысленна только задержка.</w:t>
       </w:r>
@@ -6816,6 +6915,15 @@
     <w:rPr>
       <w:b/>
       <w:i/>
+    </w:rPr>
+  </w:style>
+  <w:style w:type="character" w:styleId="Hyperlink">
+    <w:name w:val="Hyperlink"/>
+    <w:uiPriority w:val="99"/>
+    <w:unhideWhenUsed/>
+    <w:rPr>
+      <w:color w:val="0563C1"/>
+      <w:u w:val="single"/>
     </w:rPr>
   </w:style>
   <w:style w:type="paragraph" w:styleId="ListDash">

--- a/docs/gost/05-rukovodstvo-sistemnogo-programmista.docx
+++ b/docs/gost/05-rukovodstvo-sistemnogo-programmista.docx
@@ -7,40 +7,7 @@
         <w:pStyle w:val="Title0"/>
       </w:pPr>
       <w:r>
-        <w:t xml:space="preserve">____</w:t>
-      </w:r>
-      <w:r>
-        <w:t xml:space="preserve">____</w:t>
-      </w:r>
-      <w:r>
-        <w:t xml:space="preserve">____</w:t>
-      </w:r>
-      <w:r>
-        <w:t xml:space="preserve">____</w:t>
-      </w:r>
-      <w:r>
-        <w:t xml:space="preserve">____</w:t>
-      </w:r>
-      <w:r>
-        <w:t xml:space="preserve">____</w:t>
-      </w:r>
-      <w:r>
-        <w:t xml:space="preserve">____</w:t>
-      </w:r>
-      <w:r>
-        <w:t xml:space="preserve">____</w:t>
-      </w:r>
-      <w:r>
-        <w:t xml:space="preserve">____</w:t>
-      </w:r>
-      <w:r>
-        <w:t xml:space="preserve">____</w:t>
-      </w:r>
-      <w:r>
-        <w:t xml:space="preserve">____</w:t>
-      </w:r>
-      <w:r>
-        <w:t xml:space="preserve">____</w:t>
+        <w:t xml:space="preserve">________________________________________________</w:t>
       </w:r>
     </w:p>
     <w:p>
@@ -202,41 +169,74 @@
           <w:sz w:val="24"/>
           <w:szCs w:val="24"/>
         </w:rPr>
-        <w:t xml:space="preserve">Обозначение документа: </w:t>
-      </w:r>
-      <w:r>
-        <w:rPr>
+        <w:t xml:space="preserve">Обозначение документа: ____________ (присваивается организацией)</w:t>
+      </w:r>
+    </w:p>
+    <w:p>
+      <w:pPr>
+        <w:pStyle w:val="Title0"/>
+      </w:pPr>
+    </w:p>
+    <w:p>
+      <w:pPr>
+        <w:pStyle w:val="Title0"/>
+      </w:pPr>
+      <w:r>
+        <w:rPr>
+          <w:b/>
           <w:sz w:val="24"/>
           <w:szCs w:val="24"/>
         </w:rPr>
-        <w:t xml:space="preserve">____</w:t>
-      </w:r>
+        <w:t xml:space="preserve">Авторы:</w:t>
+      </w:r>
+    </w:p>
+    <w:p>
+      <w:pPr>
+        <w:pStyle w:val="Title0"/>
+      </w:pPr>
       <w:r>
         <w:rPr>
           <w:sz w:val="24"/>
           <w:szCs w:val="24"/>
         </w:rPr>
-        <w:t xml:space="preserve">____</w:t>
-      </w:r>
+        <w:t xml:space="preserve">Верховых Егор</w:t>
+      </w:r>
+    </w:p>
+    <w:p>
+      <w:pPr>
+        <w:pStyle w:val="Title0"/>
+      </w:pPr>
       <w:r>
         <w:rPr>
           <w:sz w:val="24"/>
           <w:szCs w:val="24"/>
         </w:rPr>
-        <w:t xml:space="preserve">____</w:t>
-      </w:r>
+        <w:t xml:space="preserve">Стрижевский Андрей</w:t>
+      </w:r>
+    </w:p>
+    <w:p>
+      <w:pPr>
+        <w:pStyle w:val="Title0"/>
+      </w:pPr>
       <w:r>
         <w:rPr>
           <w:sz w:val="24"/>
           <w:szCs w:val="24"/>
         </w:rPr>
-        <w:t xml:space="preserve"> (присваивается организацией)</w:t>
+        <w:t xml:space="preserve">Парамонов Даниил</w:t>
       </w:r>
     </w:p>
     <w:p>
       <w:pPr>
         <w:pStyle w:val="Title0"/>
       </w:pPr>
+      <w:r>
+        <w:rPr>
+          <w:sz w:val="24"/>
+          <w:szCs w:val="24"/>
+        </w:rPr>
+        <w:t xml:space="preserve">Приц Артём</w:t>
+      </w:r>
     </w:p>
     <w:p>
       <w:pPr>
@@ -6924,6 +6924,38 @@
     <w:rPr>
       <w:color w:val="0563C1"/>
       <w:u w:val="single"/>
+    </w:rPr>
+  </w:style>
+  <w:style w:type="paragraph" w:styleId="FH">
+    <w:name w:val="File Heading"/>
+    <w:basedOn w:val="Normal"/>
+    <w:next w:val="FT"/>
+    <w:qFormat/>
+    <w:pPr>
+      <w:keepNext/>
+      <w:keepLines/>
+      <w:spacing w:before="140" w:after="20" w:line="240" w:lineRule="auto"/>
+      <w:ind w:firstLine="0"/>
+      <w:jc w:val="left"/>
+    </w:pPr>
+    <w:rPr>
+      <w:b/>
+      <w:sz w:val="24"/>
+      <w:szCs w:val="24"/>
+    </w:rPr>
+  </w:style>
+  <w:style w:type="paragraph" w:styleId="FT">
+    <w:name w:val="File Text"/>
+    <w:basedOn w:val="Normal"/>
+    <w:qFormat/>
+    <w:pPr>
+      <w:spacing w:after="40" w:line="252" w:lineRule="auto"/>
+      <w:ind w:firstLine="0"/>
+      <w:jc w:val="left"/>
+    </w:pPr>
+    <w:rPr>
+      <w:sz w:val="23"/>
+      <w:szCs w:val="23"/>
     </w:rPr>
   </w:style>
   <w:style w:type="paragraph" w:styleId="ListDash">

--- a/docs/gost/05-rukovodstvo-sistemnogo-programmista.docx
+++ b/docs/gost/05-rukovodstvo-sistemnogo-programmista.docx
@@ -914,7 +914,7 @@
         <w:pStyle w:val="NoIndent"/>
       </w:pPr>
       <w:r>
-        <w:t xml:space="preserve">Документ составлен по материалам репозитория и измерениям, лежащим в </w:t>
+        <w:t xml:space="preserve">Документ – черновик: составлен по материалам репозитория и измерениям, лежащим в </w:t>
       </w:r>
       <w:hyperlink r:id="rIdLnk1" w:history="1">
         <w:r>
@@ -942,7 +942,7 @@
         </w:r>
       </w:hyperlink>
       <w:r>
-        <w:t xml:space="preserve">, с помощью ИИ-ассистента; человеком не проверен и никем не согласован. Подписи, должности, даты согласования и обозначение документа оставлены пустыми намеренно.</w:t>
+        <w:t xml:space="preserve">; человеком не проверен и никем не согласован. Подписи, должности, даты согласования и обозначение документа оставлены пустыми намеренно.</w:t>
       </w:r>
     </w:p>
     <w:p>
